--- a/Calendario2025/Ejercicios/E7_DHCP_VLANs/Ejercicio7.docx
+++ b/Calendario2025/Ejercicios/E7_DHCP_VLANs/Ejercicio7.docx
@@ -1,6 +1,6 @@
 
 <file path=word/document.xml><?xml version="1.0" encoding="utf-8"?>
-<w:document xmlns:wpc="http://schemas.microsoft.com/office/word/2010/wordprocessingCanvas" xmlns:cx="http://schemas.microsoft.com/office/drawing/2014/chartex" xmlns:cx1="http://schemas.microsoft.com/office/drawing/2015/9/8/chartex" xmlns:cx2="http://schemas.microsoft.com/office/drawing/2015/10/21/chartex" xmlns:cx3="http://schemas.microsoft.com/office/drawing/2016/5/9/chartex" xmlns:cx4="http://schemas.microsoft.com/office/drawing/2016/5/10/chartex" xmlns:cx5="http://schemas.microsoft.com/office/drawing/2016/5/11/chartex" xmlns:cx6="http://schemas.microsoft.com/office/drawing/2016/5/12/chartex" xmlns:cx7="http://schemas.microsoft.com/office/drawing/2016/5/13/chartex" xmlns:cx8="http://schemas.microsoft.com/office/drawing/2016/5/14/chartex" xmlns:mc="http://schemas.openxmlformats.org/markup-compatibility/2006" xmlns:aink="http://schemas.microsoft.com/office/drawing/2016/ink" xmlns:am3d="http://schemas.microsoft.com/office/drawing/2017/model3d" xmlns:o="urn:schemas-microsoft-com:office:office" xmlns:oel="http://schemas.microsoft.com/office/2019/extlst" xmlns:r="http://schemas.openxmlformats.org/officeDocument/2006/relationships" xmlns:m="http://schemas.openxmlformats.org/officeDocument/2006/math" xmlns:v="urn:schemas-microsoft-com:vml" xmlns:wp14="http://schemas.microsoft.com/office/word/2010/wordprocessingDrawing" xmlns:wp="http://schemas.openxmlformats.org/drawingml/2006/wordprocessingDrawing" xmlns:w10="urn:schemas-microsoft-com:office:word" xmlns:w="http://schemas.openxmlformats.org/wordprocessingml/2006/main" xmlns:w14="http://schemas.microsoft.com/office/word/2010/wordml" xmlns:w15="http://schemas.microsoft.com/office/word/2012/wordml" xmlns:w16cex="http://schemas.microsoft.com/office/word/2018/wordml/cex" xmlns:w16cid="http://schemas.microsoft.com/office/word/2016/wordml/cid" xmlns:w16="http://schemas.microsoft.com/office/word/2018/wordml" xmlns:w16sdtdh="http://schemas.microsoft.com/office/word/2020/wordml/sdtdatahash" xmlns:w16se="http://schemas.microsoft.com/office/word/2015/wordml/symex" xmlns:wpg="http://schemas.microsoft.com/office/word/2010/wordprocessingGroup" xmlns:wpi="http://schemas.microsoft.com/office/word/2010/wordprocessingInk" xmlns:wne="http://schemas.microsoft.com/office/word/2006/wordml" xmlns:wps="http://schemas.microsoft.com/office/word/2010/wordprocessingShape" mc:Ignorable="w14 w15 w16se w16cid w16 w16cex w16sdtdh wp14">
+<w:document xmlns:wpc="http://schemas.microsoft.com/office/word/2010/wordprocessingCanvas" xmlns:cx="http://schemas.microsoft.com/office/drawing/2014/chartex" xmlns:cx1="http://schemas.microsoft.com/office/drawing/2015/9/8/chartex" xmlns:cx2="http://schemas.microsoft.com/office/drawing/2015/10/21/chartex" xmlns:cx3="http://schemas.microsoft.com/office/drawing/2016/5/9/chartex" xmlns:cx4="http://schemas.microsoft.com/office/drawing/2016/5/10/chartex" xmlns:cx5="http://schemas.microsoft.com/office/drawing/2016/5/11/chartex" xmlns:cx6="http://schemas.microsoft.com/office/drawing/2016/5/12/chartex" xmlns:cx7="http://schemas.microsoft.com/office/drawing/2016/5/13/chartex" xmlns:cx8="http://schemas.microsoft.com/office/drawing/2016/5/14/chartex" xmlns:mc="http://schemas.openxmlformats.org/markup-compatibility/2006" xmlns:aink="http://schemas.microsoft.com/office/drawing/2016/ink" xmlns:am3d="http://schemas.microsoft.com/office/drawing/2017/model3d" xmlns:o="urn:schemas-microsoft-com:office:office" xmlns:oel="http://schemas.microsoft.com/office/2019/extlst" xmlns:r="http://schemas.openxmlformats.org/officeDocument/2006/relationships" xmlns:m="http://schemas.openxmlformats.org/officeDocument/2006/math" xmlns:v="urn:schemas-microsoft-com:vml" xmlns:wp14="http://schemas.microsoft.com/office/word/2010/wordprocessingDrawing" xmlns:wp="http://schemas.openxmlformats.org/drawingml/2006/wordprocessingDrawing" xmlns:w10="urn:schemas-microsoft-com:office:word" xmlns:w="http://schemas.openxmlformats.org/wordprocessingml/2006/main" xmlns:w14="http://schemas.microsoft.com/office/word/2010/wordml" xmlns:w15="http://schemas.microsoft.com/office/word/2012/wordml" xmlns:w16cex="http://schemas.microsoft.com/office/word/2018/wordml/cex" xmlns:w16cid="http://schemas.microsoft.com/office/word/2016/wordml/cid" xmlns:w16="http://schemas.microsoft.com/office/word/2018/wordml" xmlns:w16du="http://schemas.microsoft.com/office/word/2023/wordml/word16du" xmlns:w16sdtdh="http://schemas.microsoft.com/office/word/2020/wordml/sdtdatahash" xmlns:w16sdtfl="http://schemas.microsoft.com/office/word/2024/wordml/sdtformatlock" xmlns:w16se="http://schemas.microsoft.com/office/word/2015/wordml/symex" xmlns:wpg="http://schemas.microsoft.com/office/word/2010/wordprocessingGroup" xmlns:wpi="http://schemas.microsoft.com/office/word/2010/wordprocessingInk" xmlns:wne="http://schemas.microsoft.com/office/word/2006/wordml" xmlns:wps="http://schemas.microsoft.com/office/word/2010/wordprocessingShape" mc:Ignorable="w14 w15 w16se w16cid w16 w16cex w16sdtdh w16sdtfl w16du wp14">
   <w:body>
     <w:p>
       <w:pPr>
@@ -59,7 +59,6 @@
         </w:rPr>
         <w:t xml:space="preserve">DHCP con </w:t>
       </w:r>
-      <w:proofErr w:type="spellStart"/>
       <w:r>
         <w:rPr>
           <w:rFonts w:cs="Arial"/>
@@ -80,7 +79,6 @@
         </w:rPr>
         <w:t>LANs</w:t>
       </w:r>
-      <w:proofErr w:type="spellEnd"/>
     </w:p>
     <w:p>
       <w:pPr>
@@ -144,10 +142,10 @@
           <w:szCs w:val="20"/>
         </w:rPr>
         <w:drawing>
-          <wp:inline distT="0" distB="0" distL="0" distR="0" wp14:anchorId="7BE20232" wp14:editId="22D4FB34">
-            <wp:extent cx="6238875" cy="1907561"/>
+          <wp:inline distT="0" distB="0" distL="0" distR="0" wp14:anchorId="17DB8906" wp14:editId="58287A31">
+            <wp:extent cx="6400800" cy="2023745"/>
             <wp:effectExtent l="0" t="0" r="0" b="0"/>
-            <wp:docPr id="1730920163" name="Picture 1" descr="A diagram of a computer network&#10;&#10;Description automatically generated"/>
+            <wp:docPr id="2086141242" name="Picture 1" descr="A diagram of a computer network&#10;&#10;AI-generated content may be incorrect."/>
             <wp:cNvGraphicFramePr>
               <a:graphicFrameLocks xmlns:a="http://schemas.openxmlformats.org/drawingml/2006/main" noChangeAspect="1"/>
             </wp:cNvGraphicFramePr>
@@ -155,7 +153,7 @@
               <a:graphicData uri="http://schemas.openxmlformats.org/drawingml/2006/picture">
                 <pic:pic xmlns:pic="http://schemas.openxmlformats.org/drawingml/2006/picture">
                   <pic:nvPicPr>
-                    <pic:cNvPr id="1730920163" name="Picture 1" descr="A diagram of a computer network&#10;&#10;Description automatically generated"/>
+                    <pic:cNvPr id="2086141242" name="Picture 1" descr="A diagram of a computer network&#10;&#10;AI-generated content may be incorrect."/>
                     <pic:cNvPicPr/>
                   </pic:nvPicPr>
                   <pic:blipFill>
@@ -167,7 +165,7 @@
                   <pic:spPr>
                     <a:xfrm>
                       <a:off x="0" y="0"/>
-                      <a:ext cx="6246590" cy="1909920"/>
+                      <a:ext cx="6400800" cy="2023745"/>
                     </a:xfrm>
                     <a:prstGeom prst="rect">
                       <a:avLst/>
@@ -179,18 +177,6 @@
           </wp:inline>
         </w:drawing>
       </w:r>
-    </w:p>
-    <w:p>
-      <w:pPr>
-        <w:spacing w:line="200" w:lineRule="atLeast"/>
-        <w:ind w:left="114"/>
-        <w:jc w:val="center"/>
-        <w:rPr>
-          <w:rFonts w:ascii="Arial Narrow" w:eastAsia="Arial Narrow" w:hAnsi="Arial Narrow" w:cs="Arial Narrow"/>
-          <w:sz w:val="20"/>
-          <w:szCs w:val="20"/>
-        </w:rPr>
-      </w:pPr>
     </w:p>
     <w:p>
       <w:pPr>
@@ -357,7 +343,6 @@
                 <w:spacing w:val="-1"/>
               </w:rPr>
             </w:pPr>
-            <w:proofErr w:type="spellStart"/>
             <w:r>
               <w:rPr>
                 <w:rFonts w:ascii="Arial" w:hAnsi="Arial" w:cs="Arial"/>
@@ -368,7 +353,6 @@
               </w:rPr>
               <w:t>IPs</w:t>
             </w:r>
-            <w:proofErr w:type="spellEnd"/>
           </w:p>
         </w:tc>
         <w:tc>
@@ -881,7 +865,6 @@
                 <w:spacing w:val="-1"/>
               </w:rPr>
             </w:pPr>
-            <w:proofErr w:type="spellStart"/>
             <w:r>
               <w:rPr>
                 <w:rFonts w:ascii="Arial" w:hAnsi="Arial" w:cs="Arial"/>
@@ -892,7 +875,6 @@
               </w:rPr>
               <w:t>Users</w:t>
             </w:r>
-            <w:proofErr w:type="spellEnd"/>
           </w:p>
         </w:tc>
         <w:tc>
@@ -1776,7 +1758,7 @@
 </file>
 
 <file path=word/endnotes.xml><?xml version="1.0" encoding="utf-8"?>
-<w:endnotes xmlns:wpc="http://schemas.microsoft.com/office/word/2010/wordprocessingCanvas" xmlns:cx="http://schemas.microsoft.com/office/drawing/2014/chartex" xmlns:cx1="http://schemas.microsoft.com/office/drawing/2015/9/8/chartex" xmlns:cx2="http://schemas.microsoft.com/office/drawing/2015/10/21/chartex" xmlns:cx3="http://schemas.microsoft.com/office/drawing/2016/5/9/chartex" xmlns:cx4="http://schemas.microsoft.com/office/drawing/2016/5/10/chartex" xmlns:cx5="http://schemas.microsoft.com/office/drawing/2016/5/11/chartex" xmlns:cx6="http://schemas.microsoft.com/office/drawing/2016/5/12/chartex" xmlns:cx7="http://schemas.microsoft.com/office/drawing/2016/5/13/chartex" xmlns:cx8="http://schemas.microsoft.com/office/drawing/2016/5/14/chartex" xmlns:mc="http://schemas.openxmlformats.org/markup-compatibility/2006" xmlns:aink="http://schemas.microsoft.com/office/drawing/2016/ink" xmlns:am3d="http://schemas.microsoft.com/office/drawing/2017/model3d" xmlns:o="urn:schemas-microsoft-com:office:office" xmlns:oel="http://schemas.microsoft.com/office/2019/extlst" xmlns:r="http://schemas.openxmlformats.org/officeDocument/2006/relationships" xmlns:m="http://schemas.openxmlformats.org/officeDocument/2006/math" xmlns:v="urn:schemas-microsoft-com:vml" xmlns:wp14="http://schemas.microsoft.com/office/word/2010/wordprocessingDrawing" xmlns:wp="http://schemas.openxmlformats.org/drawingml/2006/wordprocessingDrawing" xmlns:w10="urn:schemas-microsoft-com:office:word" xmlns:w="http://schemas.openxmlformats.org/wordprocessingml/2006/main" xmlns:w14="http://schemas.microsoft.com/office/word/2010/wordml" xmlns:w15="http://schemas.microsoft.com/office/word/2012/wordml" xmlns:w16cex="http://schemas.microsoft.com/office/word/2018/wordml/cex" xmlns:w16cid="http://schemas.microsoft.com/office/word/2016/wordml/cid" xmlns:w16="http://schemas.microsoft.com/office/word/2018/wordml" xmlns:w16sdtdh="http://schemas.microsoft.com/office/word/2020/wordml/sdtdatahash" xmlns:w16se="http://schemas.microsoft.com/office/word/2015/wordml/symex" xmlns:wpg="http://schemas.microsoft.com/office/word/2010/wordprocessingGroup" xmlns:wpi="http://schemas.microsoft.com/office/word/2010/wordprocessingInk" xmlns:wne="http://schemas.microsoft.com/office/word/2006/wordml" xmlns:wps="http://schemas.microsoft.com/office/word/2010/wordprocessingShape" mc:Ignorable="w14 w15 w16se w16cid w16 w16cex w16sdtdh wp14">
+<w:endnotes xmlns:wpc="http://schemas.microsoft.com/office/word/2010/wordprocessingCanvas" xmlns:cx="http://schemas.microsoft.com/office/drawing/2014/chartex" xmlns:cx1="http://schemas.microsoft.com/office/drawing/2015/9/8/chartex" xmlns:cx2="http://schemas.microsoft.com/office/drawing/2015/10/21/chartex" xmlns:cx3="http://schemas.microsoft.com/office/drawing/2016/5/9/chartex" xmlns:cx4="http://schemas.microsoft.com/office/drawing/2016/5/10/chartex" xmlns:cx5="http://schemas.microsoft.com/office/drawing/2016/5/11/chartex" xmlns:cx6="http://schemas.microsoft.com/office/drawing/2016/5/12/chartex" xmlns:cx7="http://schemas.microsoft.com/office/drawing/2016/5/13/chartex" xmlns:cx8="http://schemas.microsoft.com/office/drawing/2016/5/14/chartex" xmlns:mc="http://schemas.openxmlformats.org/markup-compatibility/2006" xmlns:aink="http://schemas.microsoft.com/office/drawing/2016/ink" xmlns:am3d="http://schemas.microsoft.com/office/drawing/2017/model3d" xmlns:o="urn:schemas-microsoft-com:office:office" xmlns:oel="http://schemas.microsoft.com/office/2019/extlst" xmlns:r="http://schemas.openxmlformats.org/officeDocument/2006/relationships" xmlns:m="http://schemas.openxmlformats.org/officeDocument/2006/math" xmlns:v="urn:schemas-microsoft-com:vml" xmlns:wp14="http://schemas.microsoft.com/office/word/2010/wordprocessingDrawing" xmlns:wp="http://schemas.openxmlformats.org/drawingml/2006/wordprocessingDrawing" xmlns:w10="urn:schemas-microsoft-com:office:word" xmlns:w="http://schemas.openxmlformats.org/wordprocessingml/2006/main" xmlns:w14="http://schemas.microsoft.com/office/word/2010/wordml" xmlns:w15="http://schemas.microsoft.com/office/word/2012/wordml" xmlns:w16cex="http://schemas.microsoft.com/office/word/2018/wordml/cex" xmlns:w16cid="http://schemas.microsoft.com/office/word/2016/wordml/cid" xmlns:w16="http://schemas.microsoft.com/office/word/2018/wordml" xmlns:w16du="http://schemas.microsoft.com/office/word/2023/wordml/word16du" xmlns:w16sdtdh="http://schemas.microsoft.com/office/word/2020/wordml/sdtdatahash" xmlns:w16sdtfl="http://schemas.microsoft.com/office/word/2024/wordml/sdtformatlock" xmlns:w16se="http://schemas.microsoft.com/office/word/2015/wordml/symex" xmlns:wpg="http://schemas.microsoft.com/office/word/2010/wordprocessingGroup" xmlns:wpi="http://schemas.microsoft.com/office/word/2010/wordprocessingInk" xmlns:wne="http://schemas.microsoft.com/office/word/2006/wordml" xmlns:wps="http://schemas.microsoft.com/office/word/2010/wordprocessingShape" mc:Ignorable="w14 w15 w16se w16cid w16 w16cex w16sdtdh w16sdtfl w16du wp14">
   <w:endnote w:type="separator" w:id="-1">
     <w:p>
       <w:r>
@@ -1795,7 +1777,7 @@
 </file>
 
 <file path=word/footer1.xml><?xml version="1.0" encoding="utf-8"?>
-<w:ftr xmlns:wpc="http://schemas.microsoft.com/office/word/2010/wordprocessingCanvas" xmlns:cx="http://schemas.microsoft.com/office/drawing/2014/chartex" xmlns:cx1="http://schemas.microsoft.com/office/drawing/2015/9/8/chartex" xmlns:cx2="http://schemas.microsoft.com/office/drawing/2015/10/21/chartex" xmlns:cx3="http://schemas.microsoft.com/office/drawing/2016/5/9/chartex" xmlns:cx4="http://schemas.microsoft.com/office/drawing/2016/5/10/chartex" xmlns:cx5="http://schemas.microsoft.com/office/drawing/2016/5/11/chartex" xmlns:cx6="http://schemas.microsoft.com/office/drawing/2016/5/12/chartex" xmlns:cx7="http://schemas.microsoft.com/office/drawing/2016/5/13/chartex" xmlns:cx8="http://schemas.microsoft.com/office/drawing/2016/5/14/chartex" xmlns:mc="http://schemas.openxmlformats.org/markup-compatibility/2006" xmlns:aink="http://schemas.microsoft.com/office/drawing/2016/ink" xmlns:am3d="http://schemas.microsoft.com/office/drawing/2017/model3d" xmlns:o="urn:schemas-microsoft-com:office:office" xmlns:oel="http://schemas.microsoft.com/office/2019/extlst" xmlns:r="http://schemas.openxmlformats.org/officeDocument/2006/relationships" xmlns:m="http://schemas.openxmlformats.org/officeDocument/2006/math" xmlns:v="urn:schemas-microsoft-com:vml" xmlns:wp14="http://schemas.microsoft.com/office/word/2010/wordprocessingDrawing" xmlns:wp="http://schemas.openxmlformats.org/drawingml/2006/wordprocessingDrawing" xmlns:w10="urn:schemas-microsoft-com:office:word" xmlns:w="http://schemas.openxmlformats.org/wordprocessingml/2006/main" xmlns:w14="http://schemas.microsoft.com/office/word/2010/wordml" xmlns:w15="http://schemas.microsoft.com/office/word/2012/wordml" xmlns:w16cex="http://schemas.microsoft.com/office/word/2018/wordml/cex" xmlns:w16cid="http://schemas.microsoft.com/office/word/2016/wordml/cid" xmlns:w16="http://schemas.microsoft.com/office/word/2018/wordml" xmlns:w16sdtdh="http://schemas.microsoft.com/office/word/2020/wordml/sdtdatahash" xmlns:w16se="http://schemas.microsoft.com/office/word/2015/wordml/symex" xmlns:wpg="http://schemas.microsoft.com/office/word/2010/wordprocessingGroup" xmlns:wpi="http://schemas.microsoft.com/office/word/2010/wordprocessingInk" xmlns:wne="http://schemas.microsoft.com/office/word/2006/wordml" xmlns:wps="http://schemas.microsoft.com/office/word/2010/wordprocessingShape" mc:Ignorable="w14 w15 w16se w16cid w16 w16cex w16sdtdh wp14">
+<w:ftr xmlns:wpc="http://schemas.microsoft.com/office/word/2010/wordprocessingCanvas" xmlns:cx="http://schemas.microsoft.com/office/drawing/2014/chartex" xmlns:cx1="http://schemas.microsoft.com/office/drawing/2015/9/8/chartex" xmlns:cx2="http://schemas.microsoft.com/office/drawing/2015/10/21/chartex" xmlns:cx3="http://schemas.microsoft.com/office/drawing/2016/5/9/chartex" xmlns:cx4="http://schemas.microsoft.com/office/drawing/2016/5/10/chartex" xmlns:cx5="http://schemas.microsoft.com/office/drawing/2016/5/11/chartex" xmlns:cx6="http://schemas.microsoft.com/office/drawing/2016/5/12/chartex" xmlns:cx7="http://schemas.microsoft.com/office/drawing/2016/5/13/chartex" xmlns:cx8="http://schemas.microsoft.com/office/drawing/2016/5/14/chartex" xmlns:mc="http://schemas.openxmlformats.org/markup-compatibility/2006" xmlns:aink="http://schemas.microsoft.com/office/drawing/2016/ink" xmlns:am3d="http://schemas.microsoft.com/office/drawing/2017/model3d" xmlns:o="urn:schemas-microsoft-com:office:office" xmlns:oel="http://schemas.microsoft.com/office/2019/extlst" xmlns:r="http://schemas.openxmlformats.org/officeDocument/2006/relationships" xmlns:m="http://schemas.openxmlformats.org/officeDocument/2006/math" xmlns:v="urn:schemas-microsoft-com:vml" xmlns:wp14="http://schemas.microsoft.com/office/word/2010/wordprocessingDrawing" xmlns:wp="http://schemas.openxmlformats.org/drawingml/2006/wordprocessingDrawing" xmlns:w10="urn:schemas-microsoft-com:office:word" xmlns:w="http://schemas.openxmlformats.org/wordprocessingml/2006/main" xmlns:w14="http://schemas.microsoft.com/office/word/2010/wordml" xmlns:w15="http://schemas.microsoft.com/office/word/2012/wordml" xmlns:w16cex="http://schemas.microsoft.com/office/word/2018/wordml/cex" xmlns:w16cid="http://schemas.microsoft.com/office/word/2016/wordml/cid" xmlns:w16="http://schemas.microsoft.com/office/word/2018/wordml" xmlns:w16du="http://schemas.microsoft.com/office/word/2023/wordml/word16du" xmlns:w16sdtdh="http://schemas.microsoft.com/office/word/2020/wordml/sdtdatahash" xmlns:w16sdtfl="http://schemas.microsoft.com/office/word/2024/wordml/sdtformatlock" xmlns:w16se="http://schemas.microsoft.com/office/word/2015/wordml/symex" xmlns:wpg="http://schemas.microsoft.com/office/word/2010/wordprocessingGroup" xmlns:wpi="http://schemas.microsoft.com/office/word/2010/wordprocessingInk" xmlns:wne="http://schemas.microsoft.com/office/word/2006/wordml" xmlns:wps="http://schemas.microsoft.com/office/word/2010/wordprocessingShape" mc:Ignorable="w14 w15 w16se w16cid w16 w16cex w16sdtdh w16sdtfl w16du wp14">
   <w:p>
     <w:pPr>
       <w:spacing w:line="14" w:lineRule="auto"/>
@@ -1809,7 +1791,7 @@
 </file>
 
 <file path=word/footnotes.xml><?xml version="1.0" encoding="utf-8"?>
-<w:footnotes xmlns:wpc="http://schemas.microsoft.com/office/word/2010/wordprocessingCanvas" xmlns:cx="http://schemas.microsoft.com/office/drawing/2014/chartex" xmlns:cx1="http://schemas.microsoft.com/office/drawing/2015/9/8/chartex" xmlns:cx2="http://schemas.microsoft.com/office/drawing/2015/10/21/chartex" xmlns:cx3="http://schemas.microsoft.com/office/drawing/2016/5/9/chartex" xmlns:cx4="http://schemas.microsoft.com/office/drawing/2016/5/10/chartex" xmlns:cx5="http://schemas.microsoft.com/office/drawing/2016/5/11/chartex" xmlns:cx6="http://schemas.microsoft.com/office/drawing/2016/5/12/chartex" xmlns:cx7="http://schemas.microsoft.com/office/drawing/2016/5/13/chartex" xmlns:cx8="http://schemas.microsoft.com/office/drawing/2016/5/14/chartex" xmlns:mc="http://schemas.openxmlformats.org/markup-compatibility/2006" xmlns:aink="http://schemas.microsoft.com/office/drawing/2016/ink" xmlns:am3d="http://schemas.microsoft.com/office/drawing/2017/model3d" xmlns:o="urn:schemas-microsoft-com:office:office" xmlns:oel="http://schemas.microsoft.com/office/2019/extlst" xmlns:r="http://schemas.openxmlformats.org/officeDocument/2006/relationships" xmlns:m="http://schemas.openxmlformats.org/officeDocument/2006/math" xmlns:v="urn:schemas-microsoft-com:vml" xmlns:wp14="http://schemas.microsoft.com/office/word/2010/wordprocessingDrawing" xmlns:wp="http://schemas.openxmlformats.org/drawingml/2006/wordprocessingDrawing" xmlns:w10="urn:schemas-microsoft-com:office:word" xmlns:w="http://schemas.openxmlformats.org/wordprocessingml/2006/main" xmlns:w14="http://schemas.microsoft.com/office/word/2010/wordml" xmlns:w15="http://schemas.microsoft.com/office/word/2012/wordml" xmlns:w16cex="http://schemas.microsoft.com/office/word/2018/wordml/cex" xmlns:w16cid="http://schemas.microsoft.com/office/word/2016/wordml/cid" xmlns:w16="http://schemas.microsoft.com/office/word/2018/wordml" xmlns:w16sdtdh="http://schemas.microsoft.com/office/word/2020/wordml/sdtdatahash" xmlns:w16se="http://schemas.microsoft.com/office/word/2015/wordml/symex" xmlns:wpg="http://schemas.microsoft.com/office/word/2010/wordprocessingGroup" xmlns:wpi="http://schemas.microsoft.com/office/word/2010/wordprocessingInk" xmlns:wne="http://schemas.microsoft.com/office/word/2006/wordml" xmlns:wps="http://schemas.microsoft.com/office/word/2010/wordprocessingShape" mc:Ignorable="w14 w15 w16se w16cid w16 w16cex w16sdtdh wp14">
+<w:footnotes xmlns:wpc="http://schemas.microsoft.com/office/word/2010/wordprocessingCanvas" xmlns:cx="http://schemas.microsoft.com/office/drawing/2014/chartex" xmlns:cx1="http://schemas.microsoft.com/office/drawing/2015/9/8/chartex" xmlns:cx2="http://schemas.microsoft.com/office/drawing/2015/10/21/chartex" xmlns:cx3="http://schemas.microsoft.com/office/drawing/2016/5/9/chartex" xmlns:cx4="http://schemas.microsoft.com/office/drawing/2016/5/10/chartex" xmlns:cx5="http://schemas.microsoft.com/office/drawing/2016/5/11/chartex" xmlns:cx6="http://schemas.microsoft.com/office/drawing/2016/5/12/chartex" xmlns:cx7="http://schemas.microsoft.com/office/drawing/2016/5/13/chartex" xmlns:cx8="http://schemas.microsoft.com/office/drawing/2016/5/14/chartex" xmlns:mc="http://schemas.openxmlformats.org/markup-compatibility/2006" xmlns:aink="http://schemas.microsoft.com/office/drawing/2016/ink" xmlns:am3d="http://schemas.microsoft.com/office/drawing/2017/model3d" xmlns:o="urn:schemas-microsoft-com:office:office" xmlns:oel="http://schemas.microsoft.com/office/2019/extlst" xmlns:r="http://schemas.openxmlformats.org/officeDocument/2006/relationships" xmlns:m="http://schemas.openxmlformats.org/officeDocument/2006/math" xmlns:v="urn:schemas-microsoft-com:vml" xmlns:wp14="http://schemas.microsoft.com/office/word/2010/wordprocessingDrawing" xmlns:wp="http://schemas.openxmlformats.org/drawingml/2006/wordprocessingDrawing" xmlns:w10="urn:schemas-microsoft-com:office:word" xmlns:w="http://schemas.openxmlformats.org/wordprocessingml/2006/main" xmlns:w14="http://schemas.microsoft.com/office/word/2010/wordml" xmlns:w15="http://schemas.microsoft.com/office/word/2012/wordml" xmlns:w16cex="http://schemas.microsoft.com/office/word/2018/wordml/cex" xmlns:w16cid="http://schemas.microsoft.com/office/word/2016/wordml/cid" xmlns:w16="http://schemas.microsoft.com/office/word/2018/wordml" xmlns:w16du="http://schemas.microsoft.com/office/word/2023/wordml/word16du" xmlns:w16sdtdh="http://schemas.microsoft.com/office/word/2020/wordml/sdtdatahash" xmlns:w16sdtfl="http://schemas.microsoft.com/office/word/2024/wordml/sdtformatlock" xmlns:w16se="http://schemas.microsoft.com/office/word/2015/wordml/symex" xmlns:wpg="http://schemas.microsoft.com/office/word/2010/wordprocessingGroup" xmlns:wpi="http://schemas.microsoft.com/office/word/2010/wordprocessingInk" xmlns:wne="http://schemas.microsoft.com/office/word/2006/wordml" xmlns:wps="http://schemas.microsoft.com/office/word/2010/wordprocessingShape" mc:Ignorable="w14 w15 w16se w16cid w16 w16cex w16sdtdh w16sdtfl w16du wp14">
   <w:footnote w:type="separator" w:id="-1">
     <w:p>
       <w:r>
@@ -1828,7 +1810,7 @@
 </file>
 
 <file path=word/numbering.xml><?xml version="1.0" encoding="utf-8"?>
-<w:numbering xmlns:wpc="http://schemas.microsoft.com/office/word/2010/wordprocessingCanvas" xmlns:cx="http://schemas.microsoft.com/office/drawing/2014/chartex" xmlns:cx1="http://schemas.microsoft.com/office/drawing/2015/9/8/chartex" xmlns:cx2="http://schemas.microsoft.com/office/drawing/2015/10/21/chartex" xmlns:cx3="http://schemas.microsoft.com/office/drawing/2016/5/9/chartex" xmlns:cx4="http://schemas.microsoft.com/office/drawing/2016/5/10/chartex" xmlns:cx5="http://schemas.microsoft.com/office/drawing/2016/5/11/chartex" xmlns:cx6="http://schemas.microsoft.com/office/drawing/2016/5/12/chartex" xmlns:cx7="http://schemas.microsoft.com/office/drawing/2016/5/13/chartex" xmlns:cx8="http://schemas.microsoft.com/office/drawing/2016/5/14/chartex" xmlns:mc="http://schemas.openxmlformats.org/markup-compatibility/2006" xmlns:aink="http://schemas.microsoft.com/office/drawing/2016/ink" xmlns:am3d="http://schemas.microsoft.com/office/drawing/2017/model3d" xmlns:o="urn:schemas-microsoft-com:office:office" xmlns:oel="http://schemas.microsoft.com/office/2019/extlst" xmlns:r="http://schemas.openxmlformats.org/officeDocument/2006/relationships" xmlns:m="http://schemas.openxmlformats.org/officeDocument/2006/math" xmlns:v="urn:schemas-microsoft-com:vml" xmlns:wp14="http://schemas.microsoft.com/office/word/2010/wordprocessingDrawing" xmlns:wp="http://schemas.openxmlformats.org/drawingml/2006/wordprocessingDrawing" xmlns:w10="urn:schemas-microsoft-com:office:word" xmlns:w="http://schemas.openxmlformats.org/wordprocessingml/2006/main" xmlns:w14="http://schemas.microsoft.com/office/word/2010/wordml" xmlns:w15="http://schemas.microsoft.com/office/word/2012/wordml" xmlns:w16cex="http://schemas.microsoft.com/office/word/2018/wordml/cex" xmlns:w16cid="http://schemas.microsoft.com/office/word/2016/wordml/cid" xmlns:w16="http://schemas.microsoft.com/office/word/2018/wordml" xmlns:w16sdtdh="http://schemas.microsoft.com/office/word/2020/wordml/sdtdatahash" xmlns:w16se="http://schemas.microsoft.com/office/word/2015/wordml/symex" xmlns:wpg="http://schemas.microsoft.com/office/word/2010/wordprocessingGroup" xmlns:wpi="http://schemas.microsoft.com/office/word/2010/wordprocessingInk" xmlns:wne="http://schemas.microsoft.com/office/word/2006/wordml" xmlns:wps="http://schemas.microsoft.com/office/word/2010/wordprocessingShape" mc:Ignorable="w14 w15 w16se w16cid w16 w16cex w16sdtdh wp14">
+<w:numbering xmlns:wpc="http://schemas.microsoft.com/office/word/2010/wordprocessingCanvas" xmlns:cx="http://schemas.microsoft.com/office/drawing/2014/chartex" xmlns:cx1="http://schemas.microsoft.com/office/drawing/2015/9/8/chartex" xmlns:cx2="http://schemas.microsoft.com/office/drawing/2015/10/21/chartex" xmlns:cx3="http://schemas.microsoft.com/office/drawing/2016/5/9/chartex" xmlns:cx4="http://schemas.microsoft.com/office/drawing/2016/5/10/chartex" xmlns:cx5="http://schemas.microsoft.com/office/drawing/2016/5/11/chartex" xmlns:cx6="http://schemas.microsoft.com/office/drawing/2016/5/12/chartex" xmlns:cx7="http://schemas.microsoft.com/office/drawing/2016/5/13/chartex" xmlns:cx8="http://schemas.microsoft.com/office/drawing/2016/5/14/chartex" xmlns:mc="http://schemas.openxmlformats.org/markup-compatibility/2006" xmlns:aink="http://schemas.microsoft.com/office/drawing/2016/ink" xmlns:am3d="http://schemas.microsoft.com/office/drawing/2017/model3d" xmlns:o="urn:schemas-microsoft-com:office:office" xmlns:oel="http://schemas.microsoft.com/office/2019/extlst" xmlns:r="http://schemas.openxmlformats.org/officeDocument/2006/relationships" xmlns:m="http://schemas.openxmlformats.org/officeDocument/2006/math" xmlns:v="urn:schemas-microsoft-com:vml" xmlns:wp14="http://schemas.microsoft.com/office/word/2010/wordprocessingDrawing" xmlns:wp="http://schemas.openxmlformats.org/drawingml/2006/wordprocessingDrawing" xmlns:w10="urn:schemas-microsoft-com:office:word" xmlns:w="http://schemas.openxmlformats.org/wordprocessingml/2006/main" xmlns:w14="http://schemas.microsoft.com/office/word/2010/wordml" xmlns:w15="http://schemas.microsoft.com/office/word/2012/wordml" xmlns:w16cex="http://schemas.microsoft.com/office/word/2018/wordml/cex" xmlns:w16cid="http://schemas.microsoft.com/office/word/2016/wordml/cid" xmlns:w16="http://schemas.microsoft.com/office/word/2018/wordml" xmlns:w16du="http://schemas.microsoft.com/office/word/2023/wordml/word16du" xmlns:w16sdtdh="http://schemas.microsoft.com/office/word/2020/wordml/sdtdatahash" xmlns:w16sdtfl="http://schemas.microsoft.com/office/word/2024/wordml/sdtformatlock" xmlns:w16se="http://schemas.microsoft.com/office/word/2015/wordml/symex" xmlns:wpg="http://schemas.microsoft.com/office/word/2010/wordprocessingGroup" xmlns:wpi="http://schemas.microsoft.com/office/word/2010/wordprocessingInk" xmlns:wne="http://schemas.microsoft.com/office/word/2006/wordml" xmlns:wps="http://schemas.microsoft.com/office/word/2010/wordprocessingShape" mc:Ignorable="w14 w15 w16se w16cid w16 w16cex w16sdtdh w16sdtfl w16du wp14">
   <w:abstractNum w:abstractNumId="0" w15:restartNumberingAfterBreak="0">
     <w:nsid w:val="005B447F"/>
     <w:multiLevelType w:val="hybridMultilevel"/>
@@ -5425,7 +5407,7 @@
 </file>
 
 <file path=word/styles.xml><?xml version="1.0" encoding="utf-8"?>
-<w:styles xmlns:mc="http://schemas.openxmlformats.org/markup-compatibility/2006" xmlns:r="http://schemas.openxmlformats.org/officeDocument/2006/relationships" xmlns:w="http://schemas.openxmlformats.org/wordprocessingml/2006/main" xmlns:w14="http://schemas.microsoft.com/office/word/2010/wordml" xmlns:w15="http://schemas.microsoft.com/office/word/2012/wordml" xmlns:w16cex="http://schemas.microsoft.com/office/word/2018/wordml/cex" xmlns:w16cid="http://schemas.microsoft.com/office/word/2016/wordml/cid" xmlns:w16="http://schemas.microsoft.com/office/word/2018/wordml" xmlns:w16sdtdh="http://schemas.microsoft.com/office/word/2020/wordml/sdtdatahash" xmlns:w16se="http://schemas.microsoft.com/office/word/2015/wordml/symex" mc:Ignorable="w14 w15 w16se w16cid w16 w16cex w16sdtdh">
+<w:styles xmlns:mc="http://schemas.openxmlformats.org/markup-compatibility/2006" xmlns:r="http://schemas.openxmlformats.org/officeDocument/2006/relationships" xmlns:w="http://schemas.openxmlformats.org/wordprocessingml/2006/main" xmlns:w14="http://schemas.microsoft.com/office/word/2010/wordml" xmlns:w15="http://schemas.microsoft.com/office/word/2012/wordml" xmlns:w16cex="http://schemas.microsoft.com/office/word/2018/wordml/cex" xmlns:w16cid="http://schemas.microsoft.com/office/word/2016/wordml/cid" xmlns:w16="http://schemas.microsoft.com/office/word/2018/wordml" xmlns:w16du="http://schemas.microsoft.com/office/word/2023/wordml/word16du" xmlns:w16sdtdh="http://schemas.microsoft.com/office/word/2020/wordml/sdtdatahash" xmlns:w16sdtfl="http://schemas.microsoft.com/office/word/2024/wordml/sdtformatlock" xmlns:w16se="http://schemas.microsoft.com/office/word/2015/wordml/symex" mc:Ignorable="w14 w15 w16se w16cid w16 w16cex w16sdtdh w16sdtfl w16du">
   <w:docDefaults>
     <w:rPrDefault>
       <w:rPr>

--- a/Calendario2025/Ejercicios/E7_DHCP_VLANs/Ejercicio7.docx
+++ b/Calendario2025/Ejercicios/E7_DHCP_VLANs/Ejercicio7.docx
@@ -59,6 +59,7 @@
         </w:rPr>
         <w:t xml:space="preserve">DHCP con </w:t>
       </w:r>
+      <w:proofErr w:type="spellStart"/>
       <w:r>
         <w:rPr>
           <w:rFonts w:cs="Arial"/>
@@ -79,6 +80,7 @@
         </w:rPr>
         <w:t>LANs</w:t>
       </w:r>
+      <w:proofErr w:type="spellEnd"/>
     </w:p>
     <w:p>
       <w:pPr>
@@ -138,12 +140,13 @@
       <w:r>
         <w:rPr>
           <w:rFonts w:ascii="Arial Narrow" w:eastAsia="Arial Narrow" w:hAnsi="Arial Narrow" w:cs="Arial Narrow"/>
+          <w:noProof/>
           <w:sz w:val="20"/>
           <w:szCs w:val="20"/>
         </w:rPr>
         <w:drawing>
-          <wp:inline distT="0" distB="0" distL="0" distR="0" wp14:anchorId="17DB8906" wp14:editId="58287A31">
-            <wp:extent cx="6400800" cy="2023745"/>
+          <wp:inline distT="0" distB="0" distL="0" distR="0" wp14:anchorId="17DB8906" wp14:editId="1AC13CA4">
+            <wp:extent cx="9339103" cy="2952750"/>
             <wp:effectExtent l="0" t="0" r="0" b="0"/>
             <wp:docPr id="2086141242" name="Picture 1" descr="A diagram of a computer network&#10;&#10;AI-generated content may be incorrect."/>
             <wp:cNvGraphicFramePr>
@@ -165,7 +168,7 @@
                   <pic:spPr>
                     <a:xfrm>
                       <a:off x="0" y="0"/>
-                      <a:ext cx="6400800" cy="2023745"/>
+                      <a:ext cx="9352133" cy="2956870"/>
                     </a:xfrm>
                     <a:prstGeom prst="rect">
                       <a:avLst/>
@@ -190,22 +193,10 @@
         </w:rPr>
       </w:pPr>
     </w:p>
-    <w:p>
-      <w:pPr>
-        <w:spacing w:line="360" w:lineRule="exact"/>
-        <w:rPr>
-          <w:rFonts w:ascii="Arial" w:hAnsi="Arial" w:cs="Arial"/>
-          <w:b/>
-          <w:bCs/>
-          <w:color w:val="2C3A45"/>
-          <w:spacing w:val="-1"/>
-        </w:rPr>
-      </w:pPr>
-    </w:p>
     <w:tbl>
       <w:tblPr>
         <w:tblW w:w="9639" w:type="dxa"/>
-        <w:tblInd w:w="274" w:type="dxa"/>
+        <w:jc w:val="center"/>
         <w:tblLayout w:type="fixed"/>
         <w:tblCellMar>
           <w:left w:w="0" w:type="dxa"/>
@@ -225,6 +216,7 @@
       <w:tr>
         <w:trPr>
           <w:trHeight w:val="582"/>
+          <w:jc w:val="center"/>
         </w:trPr>
         <w:tc>
           <w:tcPr>
@@ -343,6 +335,7 @@
                 <w:spacing w:val="-1"/>
               </w:rPr>
             </w:pPr>
+            <w:proofErr w:type="spellStart"/>
             <w:r>
               <w:rPr>
                 <w:rFonts w:ascii="Arial" w:hAnsi="Arial" w:cs="Arial"/>
@@ -353,6 +346,7 @@
               </w:rPr>
               <w:t>IPs</w:t>
             </w:r>
+            <w:proofErr w:type="spellEnd"/>
           </w:p>
         </w:tc>
         <w:tc>
@@ -523,6 +517,7 @@
       <w:tr>
         <w:trPr>
           <w:trHeight w:val="569"/>
+          <w:jc w:val="center"/>
         </w:trPr>
         <w:tc>
           <w:tcPr>
@@ -833,6 +828,7 @@
       <w:tr>
         <w:trPr>
           <w:trHeight w:val="573"/>
+          <w:jc w:val="center"/>
         </w:trPr>
         <w:tc>
           <w:tcPr>
@@ -865,6 +861,7 @@
                 <w:spacing w:val="-1"/>
               </w:rPr>
             </w:pPr>
+            <w:proofErr w:type="spellStart"/>
             <w:r>
               <w:rPr>
                 <w:rFonts w:ascii="Arial" w:hAnsi="Arial" w:cs="Arial"/>
@@ -875,6 +872,7 @@
               </w:rPr>
               <w:t>Users</w:t>
             </w:r>
+            <w:proofErr w:type="spellEnd"/>
           </w:p>
         </w:tc>
         <w:tc>
@@ -1130,6 +1128,7 @@
       <w:tr>
         <w:trPr>
           <w:trHeight w:val="573"/>
+          <w:jc w:val="center"/>
         </w:trPr>
         <w:tc>
           <w:tcPr>
@@ -1427,6 +1426,7 @@
       <w:tr>
         <w:trPr>
           <w:trHeight w:val="573"/>
+          <w:jc w:val="center"/>
         </w:trPr>
         <w:tc>
           <w:tcPr>
@@ -1724,18 +1724,6 @@
     <w:p>
       <w:pPr>
         <w:spacing w:line="360" w:lineRule="exact"/>
-        <w:rPr>
-          <w:rFonts w:ascii="Arial" w:hAnsi="Arial" w:cs="Arial"/>
-          <w:b/>
-          <w:bCs/>
-          <w:color w:val="2C3A45"/>
-          <w:spacing w:val="-1"/>
-        </w:rPr>
-      </w:pPr>
-    </w:p>
-    <w:p>
-      <w:pPr>
-        <w:spacing w:line="360" w:lineRule="exact"/>
         <w:jc w:val="both"/>
         <w:rPr>
           <w:rFonts w:ascii="Arial" w:hAnsi="Arial" w:cs="Arial"/>
@@ -1748,8 +1736,8 @@
     </w:p>
     <w:sectPr>
       <w:footerReference w:type="default" r:id="rId8"/>
-      <w:pgSz w:w="12240" w:h="15840"/>
-      <w:pgMar w:top="568" w:right="1080" w:bottom="284" w:left="1080" w:header="0" w:footer="1696" w:gutter="0"/>
+      <w:pgSz w:w="15840" w:h="12240" w:orient="landscape"/>
+      <w:pgMar w:top="1080" w:right="568" w:bottom="1080" w:left="284" w:header="0" w:footer="1696" w:gutter="0"/>
       <w:cols w:space="720"/>
       <w:docGrid w:linePitch="299"/>
     </w:sectPr>

--- a/Calendario2025/Ejercicios/E7_DHCP_VLANs/Ejercicio7.docx
+++ b/Calendario2025/Ejercicios/E7_DHCP_VLANs/Ejercicio7.docx
@@ -59,7 +59,6 @@
         </w:rPr>
         <w:t xml:space="preserve">DHCP con </w:t>
       </w:r>
-      <w:proofErr w:type="spellStart"/>
       <w:r>
         <w:rPr>
           <w:rFonts w:cs="Arial"/>
@@ -80,7 +79,6 @@
         </w:rPr>
         <w:t>LANs</w:t>
       </w:r>
-      <w:proofErr w:type="spellEnd"/>
     </w:p>
     <w:p>
       <w:pPr>
@@ -140,15 +138,14 @@
       <w:r>
         <w:rPr>
           <w:rFonts w:ascii="Arial Narrow" w:eastAsia="Arial Narrow" w:hAnsi="Arial Narrow" w:cs="Arial Narrow"/>
-          <w:noProof/>
           <w:sz w:val="20"/>
           <w:szCs w:val="20"/>
         </w:rPr>
         <w:drawing>
-          <wp:inline distT="0" distB="0" distL="0" distR="0" wp14:anchorId="17DB8906" wp14:editId="1AC13CA4">
-            <wp:extent cx="9339103" cy="2952750"/>
-            <wp:effectExtent l="0" t="0" r="0" b="0"/>
-            <wp:docPr id="2086141242" name="Picture 1" descr="A diagram of a computer network&#10;&#10;AI-generated content may be incorrect."/>
+          <wp:inline distT="0" distB="0" distL="0" distR="0" wp14:anchorId="3BF8568B" wp14:editId="0BA27480">
+            <wp:extent cx="9517380" cy="3058160"/>
+            <wp:effectExtent l="0" t="0" r="7620" b="8890"/>
+            <wp:docPr id="1431678571" name="Picture 1" descr="A diagram of a diagram of a computer&#10;&#10;AI-generated content may be incorrect."/>
             <wp:cNvGraphicFramePr>
               <a:graphicFrameLocks xmlns:a="http://schemas.openxmlformats.org/drawingml/2006/main" noChangeAspect="1"/>
             </wp:cNvGraphicFramePr>
@@ -156,7 +153,7 @@
               <a:graphicData uri="http://schemas.openxmlformats.org/drawingml/2006/picture">
                 <pic:pic xmlns:pic="http://schemas.openxmlformats.org/drawingml/2006/picture">
                   <pic:nvPicPr>
-                    <pic:cNvPr id="2086141242" name="Picture 1" descr="A diagram of a computer network&#10;&#10;AI-generated content may be incorrect."/>
+                    <pic:cNvPr id="1431678571" name="Picture 1" descr="A diagram of a diagram of a computer&#10;&#10;AI-generated content may be incorrect."/>
                     <pic:cNvPicPr/>
                   </pic:nvPicPr>
                   <pic:blipFill>
@@ -168,7 +165,7 @@
                   <pic:spPr>
                     <a:xfrm>
                       <a:off x="0" y="0"/>
-                      <a:ext cx="9352133" cy="2956870"/>
+                      <a:ext cx="9517380" cy="3058160"/>
                     </a:xfrm>
                     <a:prstGeom prst="rect">
                       <a:avLst/>
@@ -195,7 +192,7 @@
     </w:p>
     <w:tbl>
       <w:tblPr>
-        <w:tblW w:w="9639" w:type="dxa"/>
+        <w:tblW w:w="12333" w:type="dxa"/>
         <w:jc w:val="center"/>
         <w:tblLayout w:type="fixed"/>
         <w:tblCellMar>
@@ -205,13 +202,13 @@
         <w:tblLook w:val="01E0" w:firstRow="1" w:lastRow="1" w:firstColumn="1" w:lastColumn="1" w:noHBand="0" w:noVBand="0"/>
       </w:tblPr>
       <w:tblGrid>
-        <w:gridCol w:w="1559"/>
+        <w:gridCol w:w="1408"/>
+        <w:gridCol w:w="850"/>
         <w:gridCol w:w="709"/>
-        <w:gridCol w:w="567"/>
-        <w:gridCol w:w="1559"/>
-        <w:gridCol w:w="1701"/>
-        <w:gridCol w:w="2268"/>
-        <w:gridCol w:w="1276"/>
+        <w:gridCol w:w="2126"/>
+        <w:gridCol w:w="2694"/>
+        <w:gridCol w:w="2693"/>
+        <w:gridCol w:w="1853"/>
       </w:tblGrid>
       <w:tr>
         <w:trPr>
@@ -220,7 +217,7 @@
         </w:trPr>
         <w:tc>
           <w:tcPr>
-            <w:tcW w:w="1559" w:type="dxa"/>
+            <w:tcW w:w="1408" w:type="dxa"/>
             <w:tcBorders>
               <w:top w:val="single" w:sz="8" w:space="0" w:color="000000"/>
               <w:left w:val="single" w:sz="8" w:space="0" w:color="000000"/>
@@ -258,6 +255,49 @@
                 <w:spacing w:val="-1"/>
               </w:rPr>
               <w:t>Segmento</w:t>
+            </w:r>
+          </w:p>
+        </w:tc>
+        <w:tc>
+          <w:tcPr>
+            <w:tcW w:w="850" w:type="dxa"/>
+            <w:tcBorders>
+              <w:top w:val="single" w:sz="8" w:space="0" w:color="000000"/>
+              <w:left w:val="single" w:sz="8" w:space="0" w:color="000000"/>
+              <w:bottom w:val="single" w:sz="8" w:space="0" w:color="000000"/>
+              <w:right w:val="single" w:sz="8" w:space="0" w:color="000000"/>
+            </w:tcBorders>
+            <w:shd w:val="clear" w:color="auto" w:fill="B6DDE8" w:themeFill="accent5" w:themeFillTint="66"/>
+            <w:tcMar>
+              <w:top w:w="15" w:type="dxa"/>
+              <w:left w:w="15" w:type="dxa"/>
+              <w:bottom w:w="0" w:type="dxa"/>
+              <w:right w:w="15" w:type="dxa"/>
+            </w:tcMar>
+            <w:vAlign w:val="center"/>
+            <w:hideMark/>
+          </w:tcPr>
+          <w:p>
+            <w:pPr>
+              <w:spacing w:line="360" w:lineRule="exact"/>
+              <w:jc w:val="center"/>
+              <w:rPr>
+                <w:rFonts w:ascii="Arial" w:hAnsi="Arial" w:cs="Arial"/>
+                <w:b/>
+                <w:bCs/>
+                <w:color w:val="2C3A45"/>
+                <w:spacing w:val="-1"/>
+              </w:rPr>
+            </w:pPr>
+            <w:r>
+              <w:rPr>
+                <w:rFonts w:ascii="Arial" w:hAnsi="Arial" w:cs="Arial"/>
+                <w:b/>
+                <w:bCs/>
+                <w:color w:val="2C3A45"/>
+                <w:spacing w:val="-1"/>
+              </w:rPr>
+              <w:t>VLAN</w:t>
             </w:r>
           </w:p>
         </w:tc>
@@ -300,13 +340,49 @@
                 <w:color w:val="2C3A45"/>
                 <w:spacing w:val="-1"/>
               </w:rPr>
-              <w:t>VLAN</w:t>
+              <w:t>IPs</w:t>
             </w:r>
           </w:p>
         </w:tc>
         <w:tc>
           <w:tcPr>
-            <w:tcW w:w="567" w:type="dxa"/>
+            <w:tcW w:w="2126" w:type="dxa"/>
+            <w:tcBorders>
+              <w:top w:val="single" w:sz="8" w:space="0" w:color="000000"/>
+              <w:left w:val="single" w:sz="8" w:space="0" w:color="000000"/>
+              <w:bottom w:val="single" w:sz="8" w:space="0" w:color="000000"/>
+              <w:right w:val="single" w:sz="8" w:space="0" w:color="000000"/>
+            </w:tcBorders>
+            <w:shd w:val="clear" w:color="auto" w:fill="B6DDE8" w:themeFill="accent5" w:themeFillTint="66"/>
+            <w:vAlign w:val="center"/>
+          </w:tcPr>
+          <w:p>
+            <w:pPr>
+              <w:spacing w:line="360" w:lineRule="exact"/>
+              <w:jc w:val="center"/>
+              <w:rPr>
+                <w:rFonts w:ascii="Arial" w:hAnsi="Arial" w:cs="Arial"/>
+                <w:b/>
+                <w:bCs/>
+                <w:color w:val="2C3A45"/>
+                <w:spacing w:val="-1"/>
+              </w:rPr>
+            </w:pPr>
+            <w:r>
+              <w:rPr>
+                <w:rFonts w:ascii="Arial" w:hAnsi="Arial" w:cs="Arial"/>
+                <w:b/>
+                <w:bCs/>
+                <w:color w:val="2C3A45"/>
+                <w:spacing w:val="-1"/>
+              </w:rPr>
+              <w:t>Puertos asignados</w:t>
+            </w:r>
+          </w:p>
+        </w:tc>
+        <w:tc>
+          <w:tcPr>
+            <w:tcW w:w="2694" w:type="dxa"/>
             <w:tcBorders>
               <w:top w:val="single" w:sz="8" w:space="0" w:color="000000"/>
               <w:left w:val="single" w:sz="8" w:space="0" w:color="000000"/>
@@ -335,7 +411,6 @@
                 <w:spacing w:val="-1"/>
               </w:rPr>
             </w:pPr>
-            <w:proofErr w:type="spellStart"/>
             <w:r>
               <w:rPr>
                 <w:rFonts w:ascii="Arial" w:hAnsi="Arial" w:cs="Arial"/>
@@ -344,49 +419,13 @@
                 <w:color w:val="2C3A45"/>
                 <w:spacing w:val="-1"/>
               </w:rPr>
-              <w:t>IPs</w:t>
-            </w:r>
-            <w:proofErr w:type="spellEnd"/>
-          </w:p>
-        </w:tc>
-        <w:tc>
-          <w:tcPr>
-            <w:tcW w:w="1559" w:type="dxa"/>
-            <w:tcBorders>
-              <w:top w:val="single" w:sz="8" w:space="0" w:color="000000"/>
-              <w:left w:val="single" w:sz="8" w:space="0" w:color="000000"/>
-              <w:bottom w:val="single" w:sz="8" w:space="0" w:color="000000"/>
-              <w:right w:val="single" w:sz="8" w:space="0" w:color="000000"/>
-            </w:tcBorders>
-            <w:shd w:val="clear" w:color="auto" w:fill="B6DDE8" w:themeFill="accent5" w:themeFillTint="66"/>
-          </w:tcPr>
-          <w:p>
-            <w:pPr>
-              <w:spacing w:line="360" w:lineRule="exact"/>
-              <w:jc w:val="center"/>
-              <w:rPr>
-                <w:rFonts w:ascii="Arial" w:hAnsi="Arial" w:cs="Arial"/>
-                <w:b/>
-                <w:bCs/>
-                <w:color w:val="2C3A45"/>
-                <w:spacing w:val="-1"/>
-              </w:rPr>
-            </w:pPr>
-            <w:r>
-              <w:rPr>
-                <w:rFonts w:ascii="Arial" w:hAnsi="Arial" w:cs="Arial"/>
-                <w:b/>
-                <w:bCs/>
-                <w:color w:val="2C3A45"/>
-                <w:spacing w:val="-1"/>
-              </w:rPr>
-              <w:t>Puertos asignados</w:t>
+              <w:t>Dirección de subred</w:t>
             </w:r>
           </w:p>
         </w:tc>
         <w:tc>
           <w:tcPr>
-            <w:tcW w:w="1701" w:type="dxa"/>
+            <w:tcW w:w="2693" w:type="dxa"/>
             <w:tcBorders>
               <w:top w:val="single" w:sz="8" w:space="0" w:color="000000"/>
               <w:left w:val="single" w:sz="8" w:space="0" w:color="000000"/>
@@ -423,13 +462,13 @@
                 <w:color w:val="2C3A45"/>
                 <w:spacing w:val="-1"/>
               </w:rPr>
-              <w:t>Dirección de subred</w:t>
+              <w:t>Máscara de subred</w:t>
             </w:r>
           </w:p>
         </w:tc>
         <w:tc>
           <w:tcPr>
-            <w:tcW w:w="2268" w:type="dxa"/>
+            <w:tcW w:w="1853" w:type="dxa"/>
             <w:tcBorders>
               <w:top w:val="single" w:sz="8" w:space="0" w:color="000000"/>
               <w:left w:val="single" w:sz="8" w:space="0" w:color="000000"/>
@@ -466,49 +505,6 @@
                 <w:color w:val="2C3A45"/>
                 <w:spacing w:val="-1"/>
               </w:rPr>
-              <w:t>Máscara de subred</w:t>
-            </w:r>
-          </w:p>
-        </w:tc>
-        <w:tc>
-          <w:tcPr>
-            <w:tcW w:w="1276" w:type="dxa"/>
-            <w:tcBorders>
-              <w:top w:val="single" w:sz="8" w:space="0" w:color="000000"/>
-              <w:left w:val="single" w:sz="8" w:space="0" w:color="000000"/>
-              <w:bottom w:val="single" w:sz="8" w:space="0" w:color="000000"/>
-              <w:right w:val="single" w:sz="8" w:space="0" w:color="000000"/>
-            </w:tcBorders>
-            <w:shd w:val="clear" w:color="auto" w:fill="B6DDE8" w:themeFill="accent5" w:themeFillTint="66"/>
-            <w:tcMar>
-              <w:top w:w="15" w:type="dxa"/>
-              <w:left w:w="15" w:type="dxa"/>
-              <w:bottom w:w="0" w:type="dxa"/>
-              <w:right w:w="15" w:type="dxa"/>
-            </w:tcMar>
-            <w:vAlign w:val="center"/>
-            <w:hideMark/>
-          </w:tcPr>
-          <w:p>
-            <w:pPr>
-              <w:spacing w:line="360" w:lineRule="exact"/>
-              <w:jc w:val="center"/>
-              <w:rPr>
-                <w:rFonts w:ascii="Arial" w:hAnsi="Arial" w:cs="Arial"/>
-                <w:b/>
-                <w:bCs/>
-                <w:color w:val="2C3A45"/>
-                <w:spacing w:val="-1"/>
-              </w:rPr>
-            </w:pPr>
-            <w:r>
-              <w:rPr>
-                <w:rFonts w:ascii="Arial" w:hAnsi="Arial" w:cs="Arial"/>
-                <w:b/>
-                <w:bCs/>
-                <w:color w:val="2C3A45"/>
-                <w:spacing w:val="-1"/>
-              </w:rPr>
               <w:t>Prefijo de red</w:t>
             </w:r>
           </w:p>
@@ -521,7 +517,7 @@
         </w:trPr>
         <w:tc>
           <w:tcPr>
-            <w:tcW w:w="1559" w:type="dxa"/>
+            <w:tcW w:w="1408" w:type="dxa"/>
             <w:tcBorders>
               <w:top w:val="single" w:sz="8" w:space="0" w:color="000000"/>
               <w:left w:val="single" w:sz="8" w:space="0" w:color="000000"/>
@@ -558,7 +554,60 @@
                 <w:color w:val="0D0D0D" w:themeColor="text1" w:themeTint="F2"/>
                 <w:spacing w:val="-1"/>
               </w:rPr>
-              <w:t>Management</w:t>
+              <w:t>Manage</w:t>
+            </w:r>
+            <w:r>
+              <w:rPr>
+                <w:rFonts w:ascii="Arial" w:hAnsi="Arial" w:cs="Arial"/>
+                <w:b/>
+                <w:bCs/>
+                <w:color w:val="0D0D0D" w:themeColor="text1" w:themeTint="F2"/>
+                <w:spacing w:val="-1"/>
+              </w:rPr>
+              <w:t>rs</w:t>
+            </w:r>
+          </w:p>
+        </w:tc>
+        <w:tc>
+          <w:tcPr>
+            <w:tcW w:w="850" w:type="dxa"/>
+            <w:tcBorders>
+              <w:top w:val="single" w:sz="8" w:space="0" w:color="000000"/>
+              <w:left w:val="single" w:sz="8" w:space="0" w:color="000000"/>
+              <w:bottom w:val="single" w:sz="8" w:space="0" w:color="000000"/>
+              <w:right w:val="single" w:sz="8" w:space="0" w:color="000000"/>
+            </w:tcBorders>
+            <w:shd w:val="clear" w:color="auto" w:fill="auto"/>
+            <w:tcMar>
+              <w:top w:w="15" w:type="dxa"/>
+              <w:left w:w="15" w:type="dxa"/>
+              <w:bottom w:w="0" w:type="dxa"/>
+              <w:right w:w="15" w:type="dxa"/>
+            </w:tcMar>
+            <w:vAlign w:val="center"/>
+            <w:hideMark/>
+          </w:tcPr>
+          <w:p>
+            <w:pPr>
+              <w:spacing w:line="360" w:lineRule="exact"/>
+              <w:jc w:val="center"/>
+              <w:rPr>
+                <w:rFonts w:ascii="Arial" w:hAnsi="Arial" w:cs="Arial"/>
+                <w:b/>
+                <w:bCs/>
+                <w:color w:val="0D0D0D" w:themeColor="text1" w:themeTint="F2"/>
+                <w:spacing w:val="-1"/>
+              </w:rPr>
+            </w:pPr>
+            <w:r>
+              <w:rPr>
+                <w:rFonts w:ascii="Arial" w:hAnsi="Arial" w:cs="Arial"/>
+                <w:b/>
+                <w:bCs/>
+                <w:color w:val="0D0D0D" w:themeColor="text1" w:themeTint="F2"/>
+                <w:spacing w:val="-1"/>
+              </w:rPr>
+              <w:t>10</w:t>
             </w:r>
           </w:p>
         </w:tc>
@@ -607,7 +656,41 @@
         </w:tc>
         <w:tc>
           <w:tcPr>
-            <w:tcW w:w="567" w:type="dxa"/>
+            <w:tcW w:w="2126" w:type="dxa"/>
+            <w:tcBorders>
+              <w:top w:val="single" w:sz="8" w:space="0" w:color="000000"/>
+              <w:left w:val="single" w:sz="8" w:space="0" w:color="000000"/>
+              <w:bottom w:val="single" w:sz="8" w:space="0" w:color="000000"/>
+              <w:right w:val="single" w:sz="8" w:space="0" w:color="000000"/>
+            </w:tcBorders>
+            <w:vAlign w:val="center"/>
+          </w:tcPr>
+          <w:p>
+            <w:pPr>
+              <w:spacing w:line="360" w:lineRule="exact"/>
+              <w:jc w:val="center"/>
+              <w:rPr>
+                <w:rFonts w:ascii="Arial" w:hAnsi="Arial" w:cs="Arial"/>
+                <w:b/>
+                <w:bCs/>
+                <w:color w:val="0D0D0D" w:themeColor="text1" w:themeTint="F2"/>
+                <w:spacing w:val="-1"/>
+              </w:rPr>
+            </w:pPr>
+            <w:r>
+              <w:rPr>
+                <w:rFonts w:ascii="Arial" w:eastAsia="Arial Narrow" w:hAnsi="Arial" w:cs="Arial"/>
+                <w:b/>
+                <w:bCs/>
+                <w:color w:val="0D0D0D" w:themeColor="text1" w:themeTint="F2"/>
+              </w:rPr>
+              <w:t>F0/2-6</w:t>
+            </w:r>
+          </w:p>
+        </w:tc>
+        <w:tc>
+          <w:tcPr>
+            <w:tcW w:w="2694" w:type="dxa"/>
             <w:tcBorders>
               <w:top w:val="single" w:sz="8" w:space="0" w:color="000000"/>
               <w:left w:val="single" w:sz="8" w:space="0" w:color="000000"/>
@@ -644,47 +727,13 @@
                 <w:color w:val="0D0D0D" w:themeColor="text1" w:themeTint="F2"/>
                 <w:spacing w:val="-1"/>
               </w:rPr>
-              <w:t>10</w:t>
+              <w:t>192.168.1.128</w:t>
             </w:r>
           </w:p>
         </w:tc>
         <w:tc>
           <w:tcPr>
-            <w:tcW w:w="1559" w:type="dxa"/>
-            <w:tcBorders>
-              <w:top w:val="single" w:sz="8" w:space="0" w:color="000000"/>
-              <w:left w:val="single" w:sz="8" w:space="0" w:color="000000"/>
-              <w:bottom w:val="single" w:sz="8" w:space="0" w:color="000000"/>
-              <w:right w:val="single" w:sz="8" w:space="0" w:color="000000"/>
-            </w:tcBorders>
-            <w:vAlign w:val="center"/>
-          </w:tcPr>
-          <w:p>
-            <w:pPr>
-              <w:spacing w:line="360" w:lineRule="exact"/>
-              <w:jc w:val="center"/>
-              <w:rPr>
-                <w:rFonts w:ascii="Arial" w:hAnsi="Arial" w:cs="Arial"/>
-                <w:b/>
-                <w:bCs/>
-                <w:color w:val="0D0D0D" w:themeColor="text1" w:themeTint="F2"/>
-                <w:spacing w:val="-1"/>
-              </w:rPr>
-            </w:pPr>
-            <w:r>
-              <w:rPr>
-                <w:rFonts w:ascii="Arial Narrow" w:eastAsia="Arial Narrow" w:hAnsi="Arial Narrow" w:cs="Arial Narrow"/>
-                <w:color w:val="0D0D0D" w:themeColor="text1" w:themeTint="F2"/>
-                <w:sz w:val="24"/>
-                <w:szCs w:val="24"/>
-              </w:rPr>
-              <w:t>F0/2-6</w:t>
-            </w:r>
-          </w:p>
-        </w:tc>
-        <w:tc>
-          <w:tcPr>
-            <w:tcW w:w="1701" w:type="dxa"/>
+            <w:tcW w:w="2693" w:type="dxa"/>
             <w:tcBorders>
               <w:top w:val="single" w:sz="8" w:space="0" w:color="000000"/>
               <w:left w:val="single" w:sz="8" w:space="0" w:color="000000"/>
@@ -721,13 +770,26 @@
                 <w:color w:val="0D0D0D" w:themeColor="text1" w:themeTint="F2"/>
                 <w:spacing w:val="-1"/>
               </w:rPr>
-              <w:t>192.168.1.128</w:t>
+              <w:t>255.255.255.240</w:t>
             </w:r>
+          </w:p>
+          <w:p>
+            <w:pPr>
+              <w:spacing w:line="360" w:lineRule="exact"/>
+              <w:jc w:val="center"/>
+              <w:rPr>
+                <w:rFonts w:ascii="Arial" w:hAnsi="Arial" w:cs="Arial"/>
+                <w:b/>
+                <w:bCs/>
+                <w:color w:val="0D0D0D" w:themeColor="text1" w:themeTint="F2"/>
+                <w:spacing w:val="-1"/>
+              </w:rPr>
+            </w:pPr>
           </w:p>
         </w:tc>
         <w:tc>
           <w:tcPr>
-            <w:tcW w:w="2268" w:type="dxa"/>
+            <w:tcW w:w="1853" w:type="dxa"/>
             <w:tcBorders>
               <w:top w:val="single" w:sz="8" w:space="0" w:color="000000"/>
               <w:left w:val="single" w:sz="8" w:space="0" w:color="000000"/>
@@ -764,26 +826,19 @@
                 <w:color w:val="0D0D0D" w:themeColor="text1" w:themeTint="F2"/>
                 <w:spacing w:val="-1"/>
               </w:rPr>
-              <w:t>255.255.255.240</w:t>
+              <w:t>28</w:t>
             </w:r>
           </w:p>
-          <w:p>
-            <w:pPr>
-              <w:spacing w:line="360" w:lineRule="exact"/>
-              <w:jc w:val="center"/>
-              <w:rPr>
-                <w:rFonts w:ascii="Arial" w:hAnsi="Arial" w:cs="Arial"/>
-                <w:b/>
-                <w:bCs/>
-                <w:color w:val="0D0D0D" w:themeColor="text1" w:themeTint="F2"/>
-                <w:spacing w:val="-1"/>
-              </w:rPr>
-            </w:pPr>
-          </w:p>
         </w:tc>
+      </w:tr>
+      <w:tr>
+        <w:trPr>
+          <w:trHeight w:val="573"/>
+          <w:jc w:val="center"/>
+        </w:trPr>
         <w:tc>
           <w:tcPr>
-            <w:tcW w:w="1276" w:type="dxa"/>
+            <w:tcW w:w="1408" w:type="dxa"/>
             <w:tcBorders>
               <w:top w:val="single" w:sz="8" w:space="0" w:color="000000"/>
               <w:left w:val="single" w:sz="8" w:space="0" w:color="000000"/>
@@ -820,19 +875,13 @@
                 <w:color w:val="0D0D0D" w:themeColor="text1" w:themeTint="F2"/>
                 <w:spacing w:val="-1"/>
               </w:rPr>
-              <w:t>28</w:t>
+              <w:t>Users</w:t>
             </w:r>
           </w:p>
         </w:tc>
-      </w:tr>
-      <w:tr>
-        <w:trPr>
-          <w:trHeight w:val="573"/>
-          <w:jc w:val="center"/>
-        </w:trPr>
         <w:tc>
           <w:tcPr>
-            <w:tcW w:w="1559" w:type="dxa"/>
+            <w:tcW w:w="850" w:type="dxa"/>
             <w:tcBorders>
               <w:top w:val="single" w:sz="8" w:space="0" w:color="000000"/>
               <w:left w:val="single" w:sz="8" w:space="0" w:color="000000"/>
@@ -861,7 +910,6 @@
                 <w:spacing w:val="-1"/>
               </w:rPr>
             </w:pPr>
-            <w:proofErr w:type="spellStart"/>
             <w:r>
               <w:rPr>
                 <w:rFonts w:ascii="Arial" w:hAnsi="Arial" w:cs="Arial"/>
@@ -870,306 +918,7 @@
                 <w:color w:val="0D0D0D" w:themeColor="text1" w:themeTint="F2"/>
                 <w:spacing w:val="-1"/>
               </w:rPr>
-              <w:t>Users</w:t>
-            </w:r>
-            <w:proofErr w:type="spellEnd"/>
-          </w:p>
-        </w:tc>
-        <w:tc>
-          <w:tcPr>
-            <w:tcW w:w="709" w:type="dxa"/>
-            <w:tcBorders>
-              <w:top w:val="single" w:sz="8" w:space="0" w:color="000000"/>
-              <w:left w:val="single" w:sz="8" w:space="0" w:color="000000"/>
-              <w:bottom w:val="single" w:sz="8" w:space="0" w:color="000000"/>
-              <w:right w:val="single" w:sz="8" w:space="0" w:color="000000"/>
-            </w:tcBorders>
-            <w:shd w:val="clear" w:color="auto" w:fill="auto"/>
-            <w:tcMar>
-              <w:top w:w="15" w:type="dxa"/>
-              <w:left w:w="15" w:type="dxa"/>
-              <w:bottom w:w="0" w:type="dxa"/>
-              <w:right w:w="15" w:type="dxa"/>
-            </w:tcMar>
-            <w:vAlign w:val="center"/>
-            <w:hideMark/>
-          </w:tcPr>
-          <w:p>
-            <w:pPr>
-              <w:spacing w:line="360" w:lineRule="exact"/>
-              <w:jc w:val="center"/>
-              <w:rPr>
-                <w:rFonts w:ascii="Arial" w:hAnsi="Arial" w:cs="Arial"/>
-                <w:b/>
-                <w:bCs/>
-                <w:color w:val="0D0D0D" w:themeColor="text1" w:themeTint="F2"/>
-                <w:spacing w:val="-1"/>
-              </w:rPr>
-            </w:pPr>
-            <w:r>
-              <w:rPr>
-                <w:rFonts w:ascii="Arial" w:hAnsi="Arial" w:cs="Arial"/>
-                <w:b/>
-                <w:bCs/>
-                <w:color w:val="0D0D0D" w:themeColor="text1" w:themeTint="F2"/>
-                <w:spacing w:val="-1"/>
-              </w:rPr>
               <w:t>20</w:t>
-            </w:r>
-          </w:p>
-        </w:tc>
-        <w:tc>
-          <w:tcPr>
-            <w:tcW w:w="567" w:type="dxa"/>
-            <w:tcBorders>
-              <w:top w:val="single" w:sz="8" w:space="0" w:color="000000"/>
-              <w:left w:val="single" w:sz="8" w:space="0" w:color="000000"/>
-              <w:bottom w:val="single" w:sz="8" w:space="0" w:color="000000"/>
-              <w:right w:val="single" w:sz="8" w:space="0" w:color="000000"/>
-            </w:tcBorders>
-            <w:shd w:val="clear" w:color="auto" w:fill="auto"/>
-            <w:tcMar>
-              <w:top w:w="15" w:type="dxa"/>
-              <w:left w:w="15" w:type="dxa"/>
-              <w:bottom w:w="0" w:type="dxa"/>
-              <w:right w:w="15" w:type="dxa"/>
-            </w:tcMar>
-            <w:vAlign w:val="center"/>
-            <w:hideMark/>
-          </w:tcPr>
-          <w:p>
-            <w:pPr>
-              <w:spacing w:line="360" w:lineRule="exact"/>
-              <w:jc w:val="center"/>
-              <w:rPr>
-                <w:rFonts w:ascii="Arial" w:hAnsi="Arial" w:cs="Arial"/>
-                <w:b/>
-                <w:bCs/>
-                <w:color w:val="0D0D0D" w:themeColor="text1" w:themeTint="F2"/>
-                <w:spacing w:val="-1"/>
-              </w:rPr>
-            </w:pPr>
-            <w:r>
-              <w:rPr>
-                <w:rFonts w:ascii="Arial" w:hAnsi="Arial" w:cs="Arial"/>
-                <w:b/>
-                <w:bCs/>
-                <w:color w:val="0D0D0D" w:themeColor="text1" w:themeTint="F2"/>
-                <w:spacing w:val="-1"/>
-              </w:rPr>
-              <w:t>120</w:t>
-            </w:r>
-          </w:p>
-        </w:tc>
-        <w:tc>
-          <w:tcPr>
-            <w:tcW w:w="1559" w:type="dxa"/>
-            <w:tcBorders>
-              <w:top w:val="single" w:sz="8" w:space="0" w:color="000000"/>
-              <w:left w:val="single" w:sz="8" w:space="0" w:color="000000"/>
-              <w:bottom w:val="single" w:sz="8" w:space="0" w:color="000000"/>
-              <w:right w:val="single" w:sz="8" w:space="0" w:color="000000"/>
-            </w:tcBorders>
-            <w:vAlign w:val="center"/>
-          </w:tcPr>
-          <w:p>
-            <w:pPr>
-              <w:spacing w:line="360" w:lineRule="exact"/>
-              <w:jc w:val="center"/>
-              <w:rPr>
-                <w:rFonts w:ascii="Arial" w:hAnsi="Arial" w:cs="Arial"/>
-                <w:b/>
-                <w:bCs/>
-                <w:color w:val="0D0D0D" w:themeColor="text1" w:themeTint="F2"/>
-                <w:spacing w:val="-1"/>
-              </w:rPr>
-            </w:pPr>
-            <w:r>
-              <w:rPr>
-                <w:rFonts w:ascii="Arial Narrow" w:eastAsia="Arial Narrow" w:hAnsi="Arial Narrow" w:cs="Arial Narrow"/>
-                <w:color w:val="0D0D0D" w:themeColor="text1" w:themeTint="F2"/>
-                <w:sz w:val="24"/>
-                <w:szCs w:val="24"/>
-              </w:rPr>
-              <w:t>F0/7-19</w:t>
-            </w:r>
-          </w:p>
-        </w:tc>
-        <w:tc>
-          <w:tcPr>
-            <w:tcW w:w="1701" w:type="dxa"/>
-            <w:tcBorders>
-              <w:top w:val="single" w:sz="8" w:space="0" w:color="000000"/>
-              <w:left w:val="single" w:sz="8" w:space="0" w:color="000000"/>
-              <w:bottom w:val="single" w:sz="8" w:space="0" w:color="000000"/>
-              <w:right w:val="single" w:sz="8" w:space="0" w:color="000000"/>
-            </w:tcBorders>
-            <w:shd w:val="clear" w:color="auto" w:fill="auto"/>
-            <w:tcMar>
-              <w:top w:w="15" w:type="dxa"/>
-              <w:left w:w="15" w:type="dxa"/>
-              <w:bottom w:w="0" w:type="dxa"/>
-              <w:right w:w="15" w:type="dxa"/>
-            </w:tcMar>
-            <w:vAlign w:val="center"/>
-            <w:hideMark/>
-          </w:tcPr>
-          <w:p>
-            <w:pPr>
-              <w:spacing w:line="360" w:lineRule="exact"/>
-              <w:jc w:val="center"/>
-              <w:rPr>
-                <w:rFonts w:ascii="Arial" w:hAnsi="Arial" w:cs="Arial"/>
-                <w:b/>
-                <w:bCs/>
-                <w:color w:val="0D0D0D" w:themeColor="text1" w:themeTint="F2"/>
-                <w:spacing w:val="-1"/>
-              </w:rPr>
-            </w:pPr>
-            <w:r>
-              <w:rPr>
-                <w:rFonts w:ascii="Arial" w:hAnsi="Arial" w:cs="Arial"/>
-                <w:b/>
-                <w:bCs/>
-                <w:color w:val="0D0D0D" w:themeColor="text1" w:themeTint="F2"/>
-                <w:spacing w:val="-1"/>
-              </w:rPr>
-              <w:t>192.168.1.0</w:t>
-            </w:r>
-          </w:p>
-        </w:tc>
-        <w:tc>
-          <w:tcPr>
-            <w:tcW w:w="2268" w:type="dxa"/>
-            <w:tcBorders>
-              <w:top w:val="single" w:sz="8" w:space="0" w:color="000000"/>
-              <w:left w:val="single" w:sz="8" w:space="0" w:color="000000"/>
-              <w:bottom w:val="single" w:sz="8" w:space="0" w:color="000000"/>
-              <w:right w:val="single" w:sz="8" w:space="0" w:color="000000"/>
-            </w:tcBorders>
-            <w:shd w:val="clear" w:color="auto" w:fill="auto"/>
-            <w:tcMar>
-              <w:top w:w="15" w:type="dxa"/>
-              <w:left w:w="15" w:type="dxa"/>
-              <w:bottom w:w="0" w:type="dxa"/>
-              <w:right w:w="15" w:type="dxa"/>
-            </w:tcMar>
-            <w:vAlign w:val="center"/>
-            <w:hideMark/>
-          </w:tcPr>
-          <w:p>
-            <w:pPr>
-              <w:spacing w:line="360" w:lineRule="exact"/>
-              <w:jc w:val="center"/>
-              <w:rPr>
-                <w:rFonts w:ascii="Arial" w:hAnsi="Arial" w:cs="Arial"/>
-                <w:b/>
-                <w:bCs/>
-                <w:color w:val="0D0D0D" w:themeColor="text1" w:themeTint="F2"/>
-                <w:spacing w:val="-1"/>
-              </w:rPr>
-            </w:pPr>
-            <w:r>
-              <w:rPr>
-                <w:rFonts w:ascii="Arial" w:hAnsi="Arial" w:cs="Arial"/>
-                <w:b/>
-                <w:bCs/>
-                <w:color w:val="0D0D0D" w:themeColor="text1" w:themeTint="F2"/>
-                <w:spacing w:val="-1"/>
-              </w:rPr>
-              <w:t>255.255.255.128</w:t>
-            </w:r>
-          </w:p>
-        </w:tc>
-        <w:tc>
-          <w:tcPr>
-            <w:tcW w:w="1276" w:type="dxa"/>
-            <w:tcBorders>
-              <w:top w:val="single" w:sz="8" w:space="0" w:color="000000"/>
-              <w:left w:val="single" w:sz="8" w:space="0" w:color="000000"/>
-              <w:bottom w:val="single" w:sz="8" w:space="0" w:color="000000"/>
-              <w:right w:val="single" w:sz="8" w:space="0" w:color="000000"/>
-            </w:tcBorders>
-            <w:shd w:val="clear" w:color="auto" w:fill="auto"/>
-            <w:tcMar>
-              <w:top w:w="15" w:type="dxa"/>
-              <w:left w:w="15" w:type="dxa"/>
-              <w:bottom w:w="0" w:type="dxa"/>
-              <w:right w:w="15" w:type="dxa"/>
-            </w:tcMar>
-            <w:vAlign w:val="center"/>
-            <w:hideMark/>
-          </w:tcPr>
-          <w:p>
-            <w:pPr>
-              <w:spacing w:line="360" w:lineRule="exact"/>
-              <w:jc w:val="center"/>
-              <w:rPr>
-                <w:rFonts w:ascii="Arial" w:hAnsi="Arial" w:cs="Arial"/>
-                <w:b/>
-                <w:bCs/>
-                <w:color w:val="0D0D0D" w:themeColor="text1" w:themeTint="F2"/>
-                <w:spacing w:val="-1"/>
-              </w:rPr>
-            </w:pPr>
-            <w:r>
-              <w:rPr>
-                <w:rFonts w:ascii="Arial" w:hAnsi="Arial" w:cs="Arial"/>
-                <w:b/>
-                <w:bCs/>
-                <w:color w:val="0D0D0D" w:themeColor="text1" w:themeTint="F2"/>
-                <w:spacing w:val="-1"/>
-              </w:rPr>
-              <w:t>25</w:t>
-            </w:r>
-          </w:p>
-        </w:tc>
-      </w:tr>
-      <w:tr>
-        <w:trPr>
-          <w:trHeight w:val="573"/>
-          <w:jc w:val="center"/>
-        </w:trPr>
-        <w:tc>
-          <w:tcPr>
-            <w:tcW w:w="1559" w:type="dxa"/>
-            <w:tcBorders>
-              <w:top w:val="single" w:sz="8" w:space="0" w:color="000000"/>
-              <w:left w:val="single" w:sz="8" w:space="0" w:color="000000"/>
-              <w:bottom w:val="single" w:sz="8" w:space="0" w:color="000000"/>
-              <w:right w:val="single" w:sz="8" w:space="0" w:color="000000"/>
-            </w:tcBorders>
-            <w:shd w:val="clear" w:color="auto" w:fill="auto"/>
-            <w:tcMar>
-              <w:top w:w="15" w:type="dxa"/>
-              <w:left w:w="15" w:type="dxa"/>
-              <w:bottom w:w="0" w:type="dxa"/>
-              <w:right w:w="15" w:type="dxa"/>
-            </w:tcMar>
-            <w:vAlign w:val="center"/>
-            <w:hideMark/>
-          </w:tcPr>
-          <w:p>
-            <w:pPr>
-              <w:spacing w:line="360" w:lineRule="exact"/>
-              <w:jc w:val="center"/>
-              <w:rPr>
-                <w:rFonts w:ascii="Arial" w:hAnsi="Arial" w:cs="Arial"/>
-                <w:b/>
-                <w:bCs/>
-                <w:color w:val="0D0D0D" w:themeColor="text1" w:themeTint="F2"/>
-                <w:spacing w:val="-1"/>
-              </w:rPr>
-            </w:pPr>
-            <w:r>
-              <w:rPr>
-                <w:rFonts w:ascii="Arial" w:hAnsi="Arial" w:cs="Arial"/>
-                <w:b/>
-                <w:bCs/>
-                <w:color w:val="0D0D0D" w:themeColor="text1" w:themeTint="F2"/>
-                <w:spacing w:val="-1"/>
-              </w:rPr>
-              <w:t>Services</w:t>
             </w:r>
           </w:p>
         </w:tc>
@@ -1212,13 +961,47 @@
                 <w:color w:val="0D0D0D" w:themeColor="text1" w:themeTint="F2"/>
                 <w:spacing w:val="-1"/>
               </w:rPr>
-              <w:t>30</w:t>
+              <w:t>120</w:t>
             </w:r>
           </w:p>
         </w:tc>
         <w:tc>
           <w:tcPr>
-            <w:tcW w:w="567" w:type="dxa"/>
+            <w:tcW w:w="2126" w:type="dxa"/>
+            <w:tcBorders>
+              <w:top w:val="single" w:sz="8" w:space="0" w:color="000000"/>
+              <w:left w:val="single" w:sz="8" w:space="0" w:color="000000"/>
+              <w:bottom w:val="single" w:sz="8" w:space="0" w:color="000000"/>
+              <w:right w:val="single" w:sz="8" w:space="0" w:color="000000"/>
+            </w:tcBorders>
+            <w:vAlign w:val="center"/>
+          </w:tcPr>
+          <w:p>
+            <w:pPr>
+              <w:spacing w:line="360" w:lineRule="exact"/>
+              <w:jc w:val="center"/>
+              <w:rPr>
+                <w:rFonts w:ascii="Arial" w:hAnsi="Arial" w:cs="Arial"/>
+                <w:b/>
+                <w:bCs/>
+                <w:color w:val="0D0D0D" w:themeColor="text1" w:themeTint="F2"/>
+                <w:spacing w:val="-1"/>
+              </w:rPr>
+            </w:pPr>
+            <w:r>
+              <w:rPr>
+                <w:rFonts w:ascii="Arial" w:eastAsia="Arial Narrow" w:hAnsi="Arial" w:cs="Arial"/>
+                <w:b/>
+                <w:bCs/>
+                <w:color w:val="0D0D0D" w:themeColor="text1" w:themeTint="F2"/>
+              </w:rPr>
+              <w:t>F0/7-19</w:t>
+            </w:r>
+          </w:p>
+        </w:tc>
+        <w:tc>
+          <w:tcPr>
+            <w:tcW w:w="2694" w:type="dxa"/>
             <w:tcBorders>
               <w:top w:val="single" w:sz="8" w:space="0" w:color="000000"/>
               <w:left w:val="single" w:sz="8" w:space="0" w:color="000000"/>
@@ -1255,47 +1038,13 @@
                 <w:color w:val="0D0D0D" w:themeColor="text1" w:themeTint="F2"/>
                 <w:spacing w:val="-1"/>
               </w:rPr>
-              <w:t>5</w:t>
+              <w:t>192.168.1.0</w:t>
             </w:r>
           </w:p>
         </w:tc>
         <w:tc>
           <w:tcPr>
-            <w:tcW w:w="1559" w:type="dxa"/>
-            <w:tcBorders>
-              <w:top w:val="single" w:sz="8" w:space="0" w:color="000000"/>
-              <w:left w:val="single" w:sz="8" w:space="0" w:color="000000"/>
-              <w:bottom w:val="single" w:sz="8" w:space="0" w:color="000000"/>
-              <w:right w:val="single" w:sz="8" w:space="0" w:color="000000"/>
-            </w:tcBorders>
-            <w:vAlign w:val="center"/>
-          </w:tcPr>
-          <w:p>
-            <w:pPr>
-              <w:spacing w:line="360" w:lineRule="exact"/>
-              <w:jc w:val="center"/>
-              <w:rPr>
-                <w:rFonts w:ascii="Arial" w:hAnsi="Arial" w:cs="Arial"/>
-                <w:b/>
-                <w:bCs/>
-                <w:color w:val="0D0D0D" w:themeColor="text1" w:themeTint="F2"/>
-                <w:spacing w:val="-1"/>
-              </w:rPr>
-            </w:pPr>
-            <w:r>
-              <w:rPr>
-                <w:rFonts w:ascii="Arial Narrow" w:eastAsia="Arial Narrow" w:hAnsi="Arial Narrow" w:cs="Arial Narrow"/>
-                <w:color w:val="0D0D0D" w:themeColor="text1" w:themeTint="F2"/>
-                <w:sz w:val="24"/>
-                <w:szCs w:val="24"/>
-              </w:rPr>
-              <w:t>F0/20-24</w:t>
-            </w:r>
-          </w:p>
-        </w:tc>
-        <w:tc>
-          <w:tcPr>
-            <w:tcW w:w="1701" w:type="dxa"/>
+            <w:tcW w:w="2693" w:type="dxa"/>
             <w:tcBorders>
               <w:top w:val="single" w:sz="8" w:space="0" w:color="000000"/>
               <w:left w:val="single" w:sz="8" w:space="0" w:color="000000"/>
@@ -1332,13 +1081,13 @@
                 <w:color w:val="0D0D0D" w:themeColor="text1" w:themeTint="F2"/>
                 <w:spacing w:val="-1"/>
               </w:rPr>
-              <w:t>192.168.1.144</w:t>
+              <w:t>255.255.255.128</w:t>
             </w:r>
           </w:p>
         </w:tc>
         <w:tc>
           <w:tcPr>
-            <w:tcW w:w="2268" w:type="dxa"/>
+            <w:tcW w:w="1853" w:type="dxa"/>
             <w:tcBorders>
               <w:top w:val="single" w:sz="8" w:space="0" w:color="000000"/>
               <w:left w:val="single" w:sz="8" w:space="0" w:color="000000"/>
@@ -1375,13 +1124,19 @@
                 <w:color w:val="0D0D0D" w:themeColor="text1" w:themeTint="F2"/>
                 <w:spacing w:val="-1"/>
               </w:rPr>
-              <w:t>255.255.255.248</w:t>
+              <w:t>25</w:t>
             </w:r>
           </w:p>
         </w:tc>
+      </w:tr>
+      <w:tr>
+        <w:trPr>
+          <w:trHeight w:val="573"/>
+          <w:jc w:val="center"/>
+        </w:trPr>
         <w:tc>
           <w:tcPr>
-            <w:tcW w:w="1276" w:type="dxa"/>
+            <w:tcW w:w="1408" w:type="dxa"/>
             <w:tcBorders>
               <w:top w:val="single" w:sz="8" w:space="0" w:color="000000"/>
               <w:left w:val="single" w:sz="8" w:space="0" w:color="000000"/>
@@ -1418,19 +1173,13 @@
                 <w:color w:val="0D0D0D" w:themeColor="text1" w:themeTint="F2"/>
                 <w:spacing w:val="-1"/>
               </w:rPr>
-              <w:t>29</w:t>
+              <w:t>Services</w:t>
             </w:r>
           </w:p>
         </w:tc>
-      </w:tr>
-      <w:tr>
-        <w:trPr>
-          <w:trHeight w:val="573"/>
-          <w:jc w:val="center"/>
-        </w:trPr>
         <w:tc>
           <w:tcPr>
-            <w:tcW w:w="1559" w:type="dxa"/>
+            <w:tcW w:w="850" w:type="dxa"/>
             <w:tcBorders>
               <w:top w:val="single" w:sz="8" w:space="0" w:color="000000"/>
               <w:left w:val="single" w:sz="8" w:space="0" w:color="000000"/>
@@ -1467,7 +1216,7 @@
                 <w:color w:val="0D0D0D" w:themeColor="text1" w:themeTint="F2"/>
                 <w:spacing w:val="-1"/>
               </w:rPr>
-              <w:t>Native</w:t>
+              <w:t>30</w:t>
             </w:r>
           </w:p>
         </w:tc>
@@ -1510,55 +1259,13 @@
                 <w:color w:val="0D0D0D" w:themeColor="text1" w:themeTint="F2"/>
                 <w:spacing w:val="-1"/>
               </w:rPr>
-              <w:t>1</w:t>
+              <w:t>5</w:t>
             </w:r>
           </w:p>
         </w:tc>
         <w:tc>
           <w:tcPr>
-            <w:tcW w:w="567" w:type="dxa"/>
-            <w:tcBorders>
-              <w:top w:val="single" w:sz="8" w:space="0" w:color="000000"/>
-              <w:left w:val="single" w:sz="8" w:space="0" w:color="000000"/>
-              <w:bottom w:val="single" w:sz="8" w:space="0" w:color="000000"/>
-              <w:right w:val="single" w:sz="8" w:space="0" w:color="000000"/>
-            </w:tcBorders>
-            <w:shd w:val="clear" w:color="auto" w:fill="auto"/>
-            <w:tcMar>
-              <w:top w:w="15" w:type="dxa"/>
-              <w:left w:w="15" w:type="dxa"/>
-              <w:bottom w:w="0" w:type="dxa"/>
-              <w:right w:w="15" w:type="dxa"/>
-            </w:tcMar>
-            <w:vAlign w:val="center"/>
-          </w:tcPr>
-          <w:p>
-            <w:pPr>
-              <w:spacing w:line="360" w:lineRule="exact"/>
-              <w:jc w:val="center"/>
-              <w:rPr>
-                <w:rFonts w:ascii="Arial" w:hAnsi="Arial" w:cs="Arial"/>
-                <w:b/>
-                <w:bCs/>
-                <w:color w:val="0D0D0D" w:themeColor="text1" w:themeTint="F2"/>
-                <w:spacing w:val="-1"/>
-              </w:rPr>
-            </w:pPr>
-            <w:r>
-              <w:rPr>
-                <w:rFonts w:ascii="Arial" w:hAnsi="Arial" w:cs="Arial"/>
-                <w:b/>
-                <w:bCs/>
-                <w:color w:val="0D0D0D" w:themeColor="text1" w:themeTint="F2"/>
-                <w:spacing w:val="-1"/>
-              </w:rPr>
-              <w:t>4</w:t>
-            </w:r>
-          </w:p>
-        </w:tc>
-        <w:tc>
-          <w:tcPr>
-            <w:tcW w:w="1559" w:type="dxa"/>
+            <w:tcW w:w="2126" w:type="dxa"/>
             <w:tcBorders>
               <w:top w:val="single" w:sz="8" w:space="0" w:color="000000"/>
               <w:left w:val="single" w:sz="8" w:space="0" w:color="000000"/>
@@ -1581,18 +1288,18 @@
             </w:pPr>
             <w:r>
               <w:rPr>
-                <w:rFonts w:ascii="Arial Narrow" w:eastAsia="Arial Narrow" w:hAnsi="Arial Narrow" w:cs="Arial Narrow"/>
+                <w:rFonts w:ascii="Arial" w:eastAsia="Arial Narrow" w:hAnsi="Arial" w:cs="Arial"/>
+                <w:b/>
+                <w:bCs/>
                 <w:color w:val="0D0D0D" w:themeColor="text1" w:themeTint="F2"/>
-                <w:sz w:val="24"/>
-                <w:szCs w:val="24"/>
-              </w:rPr>
-              <w:t>No aplica</w:t>
+              </w:rPr>
+              <w:t>F0/20-24</w:t>
             </w:r>
           </w:p>
         </w:tc>
         <w:tc>
           <w:tcPr>
-            <w:tcW w:w="1701" w:type="dxa"/>
+            <w:tcW w:w="2694" w:type="dxa"/>
             <w:tcBorders>
               <w:top w:val="single" w:sz="8" w:space="0" w:color="000000"/>
               <w:left w:val="single" w:sz="8" w:space="0" w:color="000000"/>
@@ -1629,13 +1336,13 @@
                 <w:color w:val="0D0D0D" w:themeColor="text1" w:themeTint="F2"/>
                 <w:spacing w:val="-1"/>
               </w:rPr>
-              <w:t>192.168.1.152</w:t>
+              <w:t>192.168.1.144</w:t>
             </w:r>
           </w:p>
         </w:tc>
         <w:tc>
           <w:tcPr>
-            <w:tcW w:w="2268" w:type="dxa"/>
+            <w:tcW w:w="2693" w:type="dxa"/>
             <w:tcBorders>
               <w:top w:val="single" w:sz="8" w:space="0" w:color="000000"/>
               <w:left w:val="single" w:sz="8" w:space="0" w:color="000000"/>
@@ -1678,7 +1385,304 @@
         </w:tc>
         <w:tc>
           <w:tcPr>
-            <w:tcW w:w="1276" w:type="dxa"/>
+            <w:tcW w:w="1853" w:type="dxa"/>
+            <w:tcBorders>
+              <w:top w:val="single" w:sz="8" w:space="0" w:color="000000"/>
+              <w:left w:val="single" w:sz="8" w:space="0" w:color="000000"/>
+              <w:bottom w:val="single" w:sz="8" w:space="0" w:color="000000"/>
+              <w:right w:val="single" w:sz="8" w:space="0" w:color="000000"/>
+            </w:tcBorders>
+            <w:shd w:val="clear" w:color="auto" w:fill="auto"/>
+            <w:tcMar>
+              <w:top w:w="15" w:type="dxa"/>
+              <w:left w:w="15" w:type="dxa"/>
+              <w:bottom w:w="0" w:type="dxa"/>
+              <w:right w:w="15" w:type="dxa"/>
+            </w:tcMar>
+            <w:vAlign w:val="center"/>
+            <w:hideMark/>
+          </w:tcPr>
+          <w:p>
+            <w:pPr>
+              <w:spacing w:line="360" w:lineRule="exact"/>
+              <w:jc w:val="center"/>
+              <w:rPr>
+                <w:rFonts w:ascii="Arial" w:hAnsi="Arial" w:cs="Arial"/>
+                <w:b/>
+                <w:bCs/>
+                <w:color w:val="0D0D0D" w:themeColor="text1" w:themeTint="F2"/>
+                <w:spacing w:val="-1"/>
+              </w:rPr>
+            </w:pPr>
+            <w:r>
+              <w:rPr>
+                <w:rFonts w:ascii="Arial" w:hAnsi="Arial" w:cs="Arial"/>
+                <w:b/>
+                <w:bCs/>
+                <w:color w:val="0D0D0D" w:themeColor="text1" w:themeTint="F2"/>
+                <w:spacing w:val="-1"/>
+              </w:rPr>
+              <w:t>29</w:t>
+            </w:r>
+          </w:p>
+        </w:tc>
+      </w:tr>
+      <w:tr>
+        <w:trPr>
+          <w:trHeight w:val="573"/>
+          <w:jc w:val="center"/>
+        </w:trPr>
+        <w:tc>
+          <w:tcPr>
+            <w:tcW w:w="1408" w:type="dxa"/>
+            <w:tcBorders>
+              <w:top w:val="single" w:sz="8" w:space="0" w:color="000000"/>
+              <w:left w:val="single" w:sz="8" w:space="0" w:color="000000"/>
+              <w:bottom w:val="single" w:sz="8" w:space="0" w:color="000000"/>
+              <w:right w:val="single" w:sz="8" w:space="0" w:color="000000"/>
+            </w:tcBorders>
+            <w:shd w:val="clear" w:color="auto" w:fill="auto"/>
+            <w:tcMar>
+              <w:top w:w="15" w:type="dxa"/>
+              <w:left w:w="15" w:type="dxa"/>
+              <w:bottom w:w="0" w:type="dxa"/>
+              <w:right w:w="15" w:type="dxa"/>
+            </w:tcMar>
+            <w:vAlign w:val="center"/>
+            <w:hideMark/>
+          </w:tcPr>
+          <w:p>
+            <w:pPr>
+              <w:spacing w:line="360" w:lineRule="exact"/>
+              <w:jc w:val="center"/>
+              <w:rPr>
+                <w:rFonts w:ascii="Arial" w:hAnsi="Arial" w:cs="Arial"/>
+                <w:b/>
+                <w:bCs/>
+                <w:color w:val="0D0D0D" w:themeColor="text1" w:themeTint="F2"/>
+                <w:spacing w:val="-1"/>
+              </w:rPr>
+            </w:pPr>
+            <w:r>
+              <w:rPr>
+                <w:rFonts w:ascii="Arial" w:hAnsi="Arial" w:cs="Arial"/>
+                <w:b/>
+                <w:bCs/>
+                <w:color w:val="0D0D0D" w:themeColor="text1" w:themeTint="F2"/>
+                <w:spacing w:val="-1"/>
+              </w:rPr>
+              <w:t>Native</w:t>
+            </w:r>
+          </w:p>
+        </w:tc>
+        <w:tc>
+          <w:tcPr>
+            <w:tcW w:w="850" w:type="dxa"/>
+            <w:tcBorders>
+              <w:top w:val="single" w:sz="8" w:space="0" w:color="000000"/>
+              <w:left w:val="single" w:sz="8" w:space="0" w:color="000000"/>
+              <w:bottom w:val="single" w:sz="8" w:space="0" w:color="000000"/>
+              <w:right w:val="single" w:sz="8" w:space="0" w:color="000000"/>
+            </w:tcBorders>
+            <w:shd w:val="clear" w:color="auto" w:fill="auto"/>
+            <w:tcMar>
+              <w:top w:w="15" w:type="dxa"/>
+              <w:left w:w="15" w:type="dxa"/>
+              <w:bottom w:w="0" w:type="dxa"/>
+              <w:right w:w="15" w:type="dxa"/>
+            </w:tcMar>
+            <w:vAlign w:val="center"/>
+            <w:hideMark/>
+          </w:tcPr>
+          <w:p>
+            <w:pPr>
+              <w:spacing w:line="360" w:lineRule="exact"/>
+              <w:jc w:val="center"/>
+              <w:rPr>
+                <w:rFonts w:ascii="Arial" w:hAnsi="Arial" w:cs="Arial"/>
+                <w:b/>
+                <w:bCs/>
+                <w:color w:val="0D0D0D" w:themeColor="text1" w:themeTint="F2"/>
+                <w:spacing w:val="-1"/>
+              </w:rPr>
+            </w:pPr>
+            <w:r>
+              <w:rPr>
+                <w:rFonts w:ascii="Arial" w:hAnsi="Arial" w:cs="Arial"/>
+                <w:b/>
+                <w:bCs/>
+                <w:color w:val="0D0D0D" w:themeColor="text1" w:themeTint="F2"/>
+                <w:spacing w:val="-1"/>
+              </w:rPr>
+              <w:t>1</w:t>
+            </w:r>
+          </w:p>
+        </w:tc>
+        <w:tc>
+          <w:tcPr>
+            <w:tcW w:w="709" w:type="dxa"/>
+            <w:tcBorders>
+              <w:top w:val="single" w:sz="8" w:space="0" w:color="000000"/>
+              <w:left w:val="single" w:sz="8" w:space="0" w:color="000000"/>
+              <w:bottom w:val="single" w:sz="8" w:space="0" w:color="000000"/>
+              <w:right w:val="single" w:sz="8" w:space="0" w:color="000000"/>
+            </w:tcBorders>
+            <w:shd w:val="clear" w:color="auto" w:fill="auto"/>
+            <w:tcMar>
+              <w:top w:w="15" w:type="dxa"/>
+              <w:left w:w="15" w:type="dxa"/>
+              <w:bottom w:w="0" w:type="dxa"/>
+              <w:right w:w="15" w:type="dxa"/>
+            </w:tcMar>
+            <w:vAlign w:val="center"/>
+          </w:tcPr>
+          <w:p>
+            <w:pPr>
+              <w:spacing w:line="360" w:lineRule="exact"/>
+              <w:jc w:val="center"/>
+              <w:rPr>
+                <w:rFonts w:ascii="Arial" w:hAnsi="Arial" w:cs="Arial"/>
+                <w:b/>
+                <w:bCs/>
+                <w:color w:val="0D0D0D" w:themeColor="text1" w:themeTint="F2"/>
+                <w:spacing w:val="-1"/>
+              </w:rPr>
+            </w:pPr>
+            <w:r>
+              <w:rPr>
+                <w:rFonts w:ascii="Arial" w:hAnsi="Arial" w:cs="Arial"/>
+                <w:b/>
+                <w:bCs/>
+                <w:color w:val="0D0D0D" w:themeColor="text1" w:themeTint="F2"/>
+                <w:spacing w:val="-1"/>
+              </w:rPr>
+              <w:t>4</w:t>
+            </w:r>
+          </w:p>
+        </w:tc>
+        <w:tc>
+          <w:tcPr>
+            <w:tcW w:w="2126" w:type="dxa"/>
+            <w:tcBorders>
+              <w:top w:val="single" w:sz="8" w:space="0" w:color="000000"/>
+              <w:left w:val="single" w:sz="8" w:space="0" w:color="000000"/>
+              <w:bottom w:val="single" w:sz="8" w:space="0" w:color="000000"/>
+              <w:right w:val="single" w:sz="8" w:space="0" w:color="000000"/>
+            </w:tcBorders>
+            <w:vAlign w:val="center"/>
+          </w:tcPr>
+          <w:p>
+            <w:pPr>
+              <w:spacing w:line="360" w:lineRule="exact"/>
+              <w:jc w:val="center"/>
+              <w:rPr>
+                <w:rFonts w:ascii="Arial" w:hAnsi="Arial" w:cs="Arial"/>
+                <w:b/>
+                <w:bCs/>
+                <w:color w:val="0D0D0D" w:themeColor="text1" w:themeTint="F2"/>
+                <w:spacing w:val="-1"/>
+              </w:rPr>
+            </w:pPr>
+            <w:r>
+              <w:rPr>
+                <w:rFonts w:ascii="Arial" w:eastAsia="Arial Narrow" w:hAnsi="Arial" w:cs="Arial"/>
+                <w:b/>
+                <w:bCs/>
+                <w:color w:val="0D0D0D" w:themeColor="text1" w:themeTint="F2"/>
+              </w:rPr>
+              <w:t>No aplica</w:t>
+            </w:r>
+          </w:p>
+        </w:tc>
+        <w:tc>
+          <w:tcPr>
+            <w:tcW w:w="2694" w:type="dxa"/>
+            <w:tcBorders>
+              <w:top w:val="single" w:sz="8" w:space="0" w:color="000000"/>
+              <w:left w:val="single" w:sz="8" w:space="0" w:color="000000"/>
+              <w:bottom w:val="single" w:sz="8" w:space="0" w:color="000000"/>
+              <w:right w:val="single" w:sz="8" w:space="0" w:color="000000"/>
+            </w:tcBorders>
+            <w:shd w:val="clear" w:color="auto" w:fill="auto"/>
+            <w:tcMar>
+              <w:top w:w="15" w:type="dxa"/>
+              <w:left w:w="15" w:type="dxa"/>
+              <w:bottom w:w="0" w:type="dxa"/>
+              <w:right w:w="15" w:type="dxa"/>
+            </w:tcMar>
+            <w:vAlign w:val="center"/>
+            <w:hideMark/>
+          </w:tcPr>
+          <w:p>
+            <w:pPr>
+              <w:spacing w:line="360" w:lineRule="exact"/>
+              <w:jc w:val="center"/>
+              <w:rPr>
+                <w:rFonts w:ascii="Arial" w:hAnsi="Arial" w:cs="Arial"/>
+                <w:b/>
+                <w:bCs/>
+                <w:color w:val="0D0D0D" w:themeColor="text1" w:themeTint="F2"/>
+                <w:spacing w:val="-1"/>
+              </w:rPr>
+            </w:pPr>
+            <w:r>
+              <w:rPr>
+                <w:rFonts w:ascii="Arial" w:hAnsi="Arial" w:cs="Arial"/>
+                <w:b/>
+                <w:bCs/>
+                <w:color w:val="0D0D0D" w:themeColor="text1" w:themeTint="F2"/>
+                <w:spacing w:val="-1"/>
+              </w:rPr>
+              <w:t>192.168.1.152</w:t>
+            </w:r>
+          </w:p>
+        </w:tc>
+        <w:tc>
+          <w:tcPr>
+            <w:tcW w:w="2693" w:type="dxa"/>
+            <w:tcBorders>
+              <w:top w:val="single" w:sz="8" w:space="0" w:color="000000"/>
+              <w:left w:val="single" w:sz="8" w:space="0" w:color="000000"/>
+              <w:bottom w:val="single" w:sz="8" w:space="0" w:color="000000"/>
+              <w:right w:val="single" w:sz="8" w:space="0" w:color="000000"/>
+            </w:tcBorders>
+            <w:shd w:val="clear" w:color="auto" w:fill="auto"/>
+            <w:tcMar>
+              <w:top w:w="15" w:type="dxa"/>
+              <w:left w:w="15" w:type="dxa"/>
+              <w:bottom w:w="0" w:type="dxa"/>
+              <w:right w:w="15" w:type="dxa"/>
+            </w:tcMar>
+            <w:vAlign w:val="center"/>
+            <w:hideMark/>
+          </w:tcPr>
+          <w:p>
+            <w:pPr>
+              <w:spacing w:line="360" w:lineRule="exact"/>
+              <w:jc w:val="center"/>
+              <w:rPr>
+                <w:rFonts w:ascii="Arial" w:hAnsi="Arial" w:cs="Arial"/>
+                <w:b/>
+                <w:bCs/>
+                <w:color w:val="0D0D0D" w:themeColor="text1" w:themeTint="F2"/>
+                <w:spacing w:val="-1"/>
+              </w:rPr>
+            </w:pPr>
+            <w:r>
+              <w:rPr>
+                <w:rFonts w:ascii="Arial" w:hAnsi="Arial" w:cs="Arial"/>
+                <w:b/>
+                <w:bCs/>
+                <w:color w:val="0D0D0D" w:themeColor="text1" w:themeTint="F2"/>
+                <w:spacing w:val="-1"/>
+              </w:rPr>
+              <w:t>255.255.255.248</w:t>
+            </w:r>
+          </w:p>
+        </w:tc>
+        <w:tc>
+          <w:tcPr>
+            <w:tcW w:w="1853" w:type="dxa"/>
             <w:tcBorders>
               <w:top w:val="single" w:sz="8" w:space="0" w:color="000000"/>
               <w:left w:val="single" w:sz="8" w:space="0" w:color="000000"/>
